--- a/public/template/6. Tờ trình phê duyệt KQLCNT Thẩm tra.docx
+++ b/public/template/6. Tờ trình phê duyệt KQLCNT Thẩm tra.docx
@@ -28,10 +28,6 @@
             <w:right w:w="108" w:type="dxa"/>
           </w:tblCellMar>
         </w:tblPrEx>
-        <w:trPr>
-          <w:wBefore w:w="0" w:type="dxa"/>
-          <w:wAfter w:w="0" w:type="dxa"/>
-        </w:trPr>
         <w:tc>
           <w:tcPr>
             <w:tcW w:w="4526" w:type="dxa"/>
@@ -47,8 +43,6 @@
                 <w:szCs w:val="26"/>
               </w:rPr>
             </w:pPr>
-            <w:bookmarkStart w:id="1" w:name="_GoBack"/>
-            <w:bookmarkEnd w:id="1"/>
             <w:r>
               <w:rPr>
                 <w:sz w:val="26"/>
@@ -96,10 +90,6 @@
             <w:right w:w="108" w:type="dxa"/>
           </w:tblCellMar>
         </w:tblPrEx>
-        <w:trPr>
-          <w:wBefore w:w="0" w:type="dxa"/>
-          <w:wAfter w:w="0" w:type="dxa"/>
-        </w:trPr>
         <w:tc>
           <w:tcPr>
             <w:tcW w:w="4526" w:type="dxa"/>
@@ -166,10 +156,6 @@
             <w:right w:w="108" w:type="dxa"/>
           </w:tblCellMar>
         </w:tblPrEx>
-        <w:trPr>
-          <w:wBefore w:w="0" w:type="dxa"/>
-          <w:wAfter w:w="0" w:type="dxa"/>
-        </w:trPr>
         <w:tc>
           <w:tcPr>
             <w:tcW w:w="4526" w:type="dxa"/>
@@ -185,9 +171,6 @@
               </w:rPr>
             </w:pPr>
             <w:r>
-              <w:rPr>
-                <w:lang/>
-              </w:rPr>
               <mc:AlternateContent>
                 <mc:Choice Requires="wps">
                   <w:drawing>
@@ -207,7 +190,7 @@
                       <a:graphic xmlns:a="http://schemas.openxmlformats.org/drawingml/2006/main">
                         <a:graphicData uri="http://schemas.microsoft.com/office/word/2010/wordprocessingShape">
                           <wps:wsp>
-                            <wps:cNvSpPr/>
+                            <wps:cNvCnPr/>
                             <wps:spPr>
                               <a:xfrm>
                                 <a:off x="0" y="0"/>
@@ -234,7 +217,7 @@
                 </mc:Choice>
                 <mc:Fallback>
                   <w:pict>
-                    <v:line id="Lines 15" o:spid="_x0000_s1026" o:spt="20" style="position:absolute;left:0pt;margin-left:78.1pt;margin-top:0.4pt;height:0pt;width:63.65pt;z-index:251660288;mso-width-relative:page;mso-height-relative:page;" filled="f" stroked="t" coordsize="21600,21600" o:gfxdata="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">
+                    <v:line id="Lines 15" o:spid="_x0000_s1026" o:spt="20" style="position:absolute;left:0pt;margin-left:78.1pt;margin-top:0.4pt;height:0pt;width:63.65pt;z-index:251660288;mso-width-relative:page;mso-height-relative:page;" filled="f" stroked="t" coordsize="21600,21600" o:gfxdata="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">
                       <v:fill on="f" focussize="0,0"/>
                       <v:stroke color="#000000" joinstyle="round"/>
                       <v:imagedata o:title=""/>
@@ -249,8 +232,10 @@
             <w:pPr>
               <w:jc w:val="center"/>
               <w:rPr>
+                <w:rFonts w:hint="default"/>
                 <w:sz w:val="26"/>
                 <w:szCs w:val="26"/>
+                <w:lang w:val="vi-VN"/>
               </w:rPr>
             </w:pPr>
             <w:r>
@@ -258,22 +243,44 @@
                 <w:sz w:val="26"/>
                 <w:szCs w:val="26"/>
               </w:rPr>
-              <w:t xml:space="preserve">Số: </w:t>
+              <w:t>Số:</w:t>
             </w:r>
             <w:r>
               <w:rPr>
+                <w:rFonts w:hint="default"/>
+                <w:sz w:val="26"/>
+                <w:szCs w:val="26"/>
+                <w:lang w:val="en-US"/>
+              </w:rPr>
+              <w:t xml:space="preserve"> </w:t>
+            </w:r>
+            <w:r>
+              <w:rPr>
+                <w:rFonts w:hint="default" w:ascii="Times New Roman"/>
+                <w:sz w:val="26"/>
+                <w:szCs w:val="26"/>
+                <w:lang w:val="vi-VN"/>
+              </w:rPr>
+              <w:t>{</w:t>
+            </w:r>
+            <w:r>
+              <w:rPr>
+                <w:rFonts w:hint="default" w:ascii="Times New Roman"/>
                 <w:sz w:val="26"/>
                 <w:szCs w:val="26"/>
                 <w:highlight w:val="yellow"/>
-              </w:rPr>
-              <w:t>1314A</w:t>
+                <w:lang w:val="vi-VN"/>
+              </w:rPr>
+              <w:t>name</w:t>
             </w:r>
             <w:r>
               <w:rPr>
+                <w:rFonts w:hint="default" w:ascii="Times New Roman"/>
                 <w:sz w:val="26"/>
                 <w:szCs w:val="26"/>
-              </w:rPr>
-              <w:t>/TTr-LCQ</w:t>
+                <w:lang w:val="vi-VN"/>
+              </w:rPr>
+              <w:t>}</w:t>
             </w:r>
           </w:p>
         </w:tc>
@@ -294,9 +301,6 @@
               </w:rPr>
             </w:pPr>
             <w:r>
-              <w:rPr>
-                <w:lang/>
-              </w:rPr>
               <mc:AlternateContent>
                 <mc:Choice Requires="wps">
                   <w:drawing>
@@ -316,7 +320,7 @@
                       <a:graphic xmlns:a="http://schemas.openxmlformats.org/drawingml/2006/main">
                         <a:graphicData uri="http://schemas.microsoft.com/office/word/2010/wordprocessingShape">
                           <wps:wsp>
-                            <wps:cNvSpPr/>
+                            <wps:cNvCnPr/>
                             <wps:spPr>
                               <a:xfrm>
                                 <a:off x="0" y="0"/>
@@ -343,7 +347,7 @@
                 </mc:Choice>
                 <mc:Fallback>
                   <w:pict>
-                    <v:line id="Lines 14" o:spid="_x0000_s1026" o:spt="20" style="position:absolute;left:0pt;margin-left:58.5pt;margin-top:1.45pt;height:0pt;width:159.35pt;z-index:251659264;mso-width-relative:page;mso-height-relative:page;" filled="f" stroked="t" coordsize="21600,21600" o:gfxdata="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">
+                    <v:line id="Lines 14" o:spid="_x0000_s1026" o:spt="20" style="position:absolute;left:0pt;margin-left:58.5pt;margin-top:1.45pt;height:0pt;width:159.35pt;z-index:251659264;mso-width-relative:page;mso-height-relative:page;" filled="f" stroked="t" coordsize="21600,21600" o:gfxdata="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">
                       <v:fill on="f" focussize="0,0"/>
                       <v:stroke color="#000000" joinstyle="round"/>
                       <v:imagedata o:title=""/>
@@ -358,10 +362,12 @@
             <w:pPr>
               <w:jc w:val="center"/>
               <w:rPr>
+                <w:rFonts w:hint="default"/>
                 <w:i/>
                 <w:iCs/>
                 <w:sz w:val="26"/>
                 <w:szCs w:val="26"/>
+                <w:lang w:val="en-US"/>
               </w:rPr>
             </w:pPr>
             <w:r>
@@ -371,55 +377,41 @@
                 <w:sz w:val="26"/>
                 <w:szCs w:val="26"/>
               </w:rPr>
-              <w:t xml:space="preserve">Thành phố Hồ Chí Minh, ngày </w:t>
+              <w:t xml:space="preserve">Thành phố Hồ Chí Minh, </w:t>
             </w:r>
             <w:r>
               <w:rPr>
+                <w:rFonts w:hint="default"/>
+                <w:i/>
+                <w:iCs/>
+                <w:sz w:val="26"/>
+                <w:szCs w:val="26"/>
+                <w:lang w:val="en-US"/>
+              </w:rPr>
+              <w:t>{</w:t>
+            </w:r>
+            <w:r>
+              <w:rPr>
+                <w:rFonts w:hint="default"/>
                 <w:i/>
                 <w:iCs/>
                 <w:sz w:val="26"/>
                 <w:szCs w:val="26"/>
                 <w:highlight w:val="yellow"/>
-              </w:rPr>
-              <w:t>20</w:t>
+                <w:lang w:val="en-US"/>
+              </w:rPr>
+              <w:t>date</w:t>
             </w:r>
             <w:r>
               <w:rPr>
+                <w:rFonts w:hint="default"/>
                 <w:i/>
                 <w:iCs/>
                 <w:sz w:val="26"/>
                 <w:szCs w:val="26"/>
-              </w:rPr>
-              <w:t xml:space="preserve"> tháng </w:t>
-            </w:r>
-            <w:r>
-              <w:rPr>
-                <w:i/>
-                <w:iCs/>
-                <w:sz w:val="26"/>
-                <w:szCs w:val="26"/>
-                <w:highlight w:val="yellow"/>
-              </w:rPr>
-              <w:t>10</w:t>
-            </w:r>
-            <w:r>
-              <w:rPr>
-                <w:i/>
-                <w:iCs/>
-                <w:sz w:val="26"/>
-                <w:szCs w:val="26"/>
-              </w:rPr>
-              <w:t xml:space="preserve"> năm </w:t>
-            </w:r>
-            <w:r>
-              <w:rPr>
-                <w:i/>
-                <w:iCs/>
-                <w:sz w:val="26"/>
-                <w:szCs w:val="26"/>
-                <w:highlight w:val="yellow"/>
-              </w:rPr>
-              <w:t>2025</w:t>
+                <w:lang w:val="en-US"/>
+              </w:rPr>
+              <w:t>}</w:t>
             </w:r>
           </w:p>
         </w:tc>
@@ -584,15 +576,43 @@
       </w:r>
       <w:r>
         <w:rPr>
-          <w:rFonts w:ascii="Times New Roman" w:hAnsi="Times New Roman"/>
+          <w:rFonts w:hint="default" w:ascii="Times New Roman" w:hAnsi="Times New Roman"/>
+          <w:b w:val="0"/>
+          <w:bCs w:val="0"/>
+          <w:i/>
+          <w:iCs/>
+          <w:sz w:val="28"/>
+          <w:szCs w:val="28"/>
+          <w:lang w:val="en-US"/>
+        </w:rPr>
+        <w:t>{</w:t>
+      </w:r>
+      <w:r>
+        <w:rPr>
+          <w:rFonts w:hint="default" w:ascii="Times New Roman" w:hAnsi="Times New Roman"/>
+          <w:b w:val="0"/>
+          <w:bCs w:val="0"/>
           <w:i/>
           <w:iCs/>
           <w:sz w:val="28"/>
           <w:szCs w:val="28"/>
           <w:highlight w:val="yellow"/>
-          <w:lang w:val="pt-BR"/>
-        </w:rPr>
-        <w:t>Sửa chữa Bó vỉa betong đường vào Kho Xăng dầu</w:t>
+          <w:lang w:val="en-US"/>
+        </w:rPr>
+        <w:t>name</w:t>
+      </w:r>
+      <w:r>
+        <w:rPr>
+          <w:rFonts w:hint="default" w:ascii="Times New Roman" w:hAnsi="Times New Roman"/>
+          <w:b w:val="0"/>
+          <w:bCs w:val="0"/>
+          <w:i/>
+          <w:iCs/>
+          <w:sz w:val="28"/>
+          <w:szCs w:val="28"/>
+          <w:lang w:val="en-US"/>
+        </w:rPr>
+        <w:t>}</w:t>
       </w:r>
       <w:r>
         <w:rPr>
@@ -620,9 +640,6 @@
         </w:rPr>
       </w:pPr>
       <w:r>
-        <w:rPr>
-          <w:lang/>
-        </w:rPr>
         <mc:AlternateContent>
           <mc:Choice Requires="wps">
             <w:drawing>
@@ -642,7 +659,7 @@
                 <a:graphic xmlns:a="http://schemas.openxmlformats.org/drawingml/2006/main">
                   <a:graphicData uri="http://schemas.microsoft.com/office/word/2010/wordprocessingShape">
                     <wps:wsp>
-                      <wps:cNvSpPr/>
+                      <wps:cNvCnPr/>
                       <wps:spPr>
                         <a:xfrm>
                           <a:off x="0" y="0"/>
@@ -669,7 +686,7 @@
           </mc:Choice>
           <mc:Fallback>
             <w:pict>
-              <v:line id="Lines 18" o:spid="_x0000_s1026" o:spt="20" style="position:absolute;left:0pt;margin-left:150.25pt;margin-top:1.65pt;height:0pt;width:147.4pt;z-index:251661312;mso-width-relative:page;mso-height-relative:page;" filled="f" stroked="t" coordsize="21600,21600" o:gfxdata="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">
+              <v:line id="Lines 18" o:spid="_x0000_s1026" o:spt="20" style="position:absolute;left:0pt;margin-left:150.25pt;margin-top:1.65pt;height:0pt;width:147.4pt;z-index:251661312;mso-width-relative:page;mso-height-relative:page;" filled="f" stroked="t" coordsize="21600,21600" o:gfxdata="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">
                 <v:fill on="f" focussize="0,0"/>
                 <v:stroke color="#000000" joinstyle="round"/>
                 <v:imagedata o:title=""/>
@@ -962,22 +979,39 @@
       </w:r>
       <w:r>
         <w:rPr>
+          <w:rFonts w:hint="default"/>
+          <w:b w:val="0"/>
+          <w:bCs/>
+          <w:color w:val="auto"/>
+          <w:spacing w:val="-4"/>
+          <w:lang w:val="en-US"/>
+        </w:rPr>
+        <w:t>{</w:t>
+      </w:r>
+      <w:bookmarkStart w:id="1" w:name="_GoBack"/>
+      <w:r>
+        <w:rPr>
+          <w:rFonts w:hint="default"/>
           <w:b w:val="0"/>
           <w:bCs/>
           <w:color w:val="auto"/>
           <w:spacing w:val="-4"/>
           <w:highlight w:val="yellow"/>
-        </w:rPr>
-        <w:t>2025</w:t>
-      </w:r>
-      <w:r>
-        <w:rPr>
+          <w:lang w:val="en-US"/>
+        </w:rPr>
+        <w:t>sourceOfFunds</w:t>
+      </w:r>
+      <w:bookmarkEnd w:id="1"/>
+      <w:r>
+        <w:rPr>
+          <w:rFonts w:hint="default"/>
           <w:b w:val="0"/>
           <w:bCs/>
           <w:color w:val="auto"/>
           <w:spacing w:val="-4"/>
-        </w:rPr>
-        <w:t xml:space="preserve"> của Công ty Trực thăng Miền Nam đã được Tổng Giám đốc Tổng Công ty Trực thăng Việt Nam phê duyệt tại Quyết định số </w:t>
+          <w:lang w:val="en-US"/>
+        </w:rPr>
+        <w:t xml:space="preserve">} </w:t>
       </w:r>
       <w:r>
         <w:rPr>
@@ -985,18 +1019,109 @@
           <w:bCs/>
           <w:color w:val="auto"/>
           <w:spacing w:val="-4"/>
+        </w:rPr>
+        <w:t xml:space="preserve">của Công ty Trực thăng Miền Nam đã được Tổng Giám đốc Tổng Công ty Trực thăng Việt Nam phê duyệt tại Quyết định số </w:t>
+      </w:r>
+      <w:r>
+        <w:rPr>
+          <w:rFonts w:hint="default" w:eastAsia="Times New Roman"/>
+          <w:b w:val="0"/>
+          <w:bCs w:val="0"/>
+          <w:i w:val="0"/>
+          <w:iCs/>
+          <w:color w:val="000000"/>
+          <w:lang w:val="en-US"/>
+        </w:rPr>
+        <w:t>{</w:t>
+      </w:r>
+      <w:r>
+        <w:rPr>
+          <w:rFonts w:hint="default" w:eastAsia="Times New Roman"/>
+          <w:b w:val="0"/>
+          <w:bCs w:val="0"/>
+          <w:i w:val="0"/>
+          <w:iCs/>
+          <w:color w:val="000000"/>
           <w:highlight w:val="yellow"/>
-        </w:rPr>
-        <w:t>3052/QĐ – TCT ngày 30/12/2024</w:t>
-      </w:r>
-      <w:r>
-        <w:rPr>
-          <w:b w:val="0"/>
-          <w:color w:val="auto"/>
-          <w:spacing w:val="-4"/>
+          <w:lang w:val="en-US"/>
+        </w:rPr>
+        <w:t>pursuantToDec</w:t>
+      </w:r>
+      <w:r>
+        <w:rPr>
+          <w:rFonts w:hint="default" w:eastAsia="Times New Roman"/>
+          <w:b w:val="0"/>
+          <w:bCs w:val="0"/>
+          <w:i w:val="0"/>
+          <w:iCs/>
+          <w:color w:val="000000"/>
+          <w:lang w:val="en-US"/>
+        </w:rPr>
+        <w:t>_TCT.no}</w:t>
+      </w:r>
+      <w:r>
+        <w:rPr>
+          <w:rFonts w:eastAsia="Times New Roman"/>
+          <w:b w:val="0"/>
+          <w:bCs w:val="0"/>
+          <w:i w:val="0"/>
+          <w:iCs/>
+          <w:color w:val="000000"/>
+          <w:highlight w:val="none"/>
+          <w:lang w:val="nl-NL"/>
+        </w:rPr>
+        <w:t xml:space="preserve"> ngày </w:t>
+      </w:r>
+      <w:r>
+        <w:rPr>
+          <w:rFonts w:hint="default" w:eastAsia="Times New Roman"/>
+          <w:b w:val="0"/>
+          <w:bCs w:val="0"/>
+          <w:i w:val="0"/>
+          <w:iCs/>
+          <w:color w:val="000000"/>
+          <w:highlight w:val="none"/>
+          <w:lang w:val="en-US"/>
+        </w:rPr>
+        <w:t>{</w:t>
+      </w:r>
+      <w:r>
+        <w:rPr>
+          <w:rFonts w:hint="default" w:eastAsia="Times New Roman"/>
+          <w:b w:val="0"/>
+          <w:bCs w:val="0"/>
+          <w:i w:val="0"/>
+          <w:iCs/>
+          <w:color w:val="000000"/>
           <w:highlight w:val="yellow"/>
-        </w:rPr>
-        <w:t>.</w:t>
+          <w:lang w:val="en-US"/>
+        </w:rPr>
+        <w:t>pursuantToDec</w:t>
+      </w:r>
+      <w:r>
+        <w:rPr>
+          <w:rFonts w:hint="default" w:eastAsia="Times New Roman"/>
+          <w:b w:val="0"/>
+          <w:bCs w:val="0"/>
+          <w:i w:val="0"/>
+          <w:iCs/>
+          <w:color w:val="000000"/>
+          <w:lang w:val="en-US"/>
+        </w:rPr>
+        <w:t>_TCT</w:t>
+      </w:r>
+      <w:r>
+        <w:rPr>
+          <w:rFonts w:hint="default" w:eastAsia="Times New Roman"/>
+          <w:b w:val="0"/>
+          <w:bCs w:val="0"/>
+          <w:i w:val="0"/>
+          <w:iCs/>
+          <w:color w:val="000000"/>
+          <w:highlight w:val="none"/>
+          <w:lang w:val="en-US"/>
+        </w:rPr>
+        <w:t>.date}</w:t>
       </w:r>
     </w:p>
     <w:p>
@@ -1019,16 +1144,183 @@
       </w:r>
       <w:r>
         <w:rPr>
-          <w:iCs/>
+          <w:rFonts w:hint="default" w:ascii="Times New Roman" w:hAnsi="Times New Roman" w:eastAsia="Times New Roman" w:cs="Times New Roman"/>
+          <w:b w:val="0"/>
+          <w:bCs w:val="0"/>
+          <w:i/>
+          <w:iCs w:val="0"/>
+          <w:color w:val="000000"/>
+          <w:sz w:val="28"/>
+          <w:szCs w:val="28"/>
+          <w:lang w:val="en-US"/>
+        </w:rPr>
+        <w:t>{</w:t>
+      </w:r>
+      <w:r>
+        <w:rPr>
+          <w:rFonts w:hint="default" w:ascii="Times New Roman" w:hAnsi="Times New Roman" w:eastAsia="Times New Roman" w:cs="Times New Roman"/>
+          <w:b w:val="0"/>
+          <w:bCs w:val="0"/>
+          <w:i/>
+          <w:iCs w:val="0"/>
+          <w:color w:val="000000"/>
+          <w:sz w:val="28"/>
+          <w:szCs w:val="28"/>
           <w:highlight w:val="yellow"/>
-        </w:rPr>
-        <w:t>827A/QĐ-TTMN ngày 14/10/2025</w:t>
-      </w:r>
-      <w:r>
-        <w:rPr>
-          <w:iCs/>
-        </w:rPr>
-        <w:t xml:space="preserve"> của Giám đốc Công ty Trực thăng Miền Nam về việc phê duyệt KHLCNT </w:t>
+          <w:lang w:val="en-US"/>
+        </w:rPr>
+        <w:t>pursuantToDec</w:t>
+      </w:r>
+      <w:r>
+        <w:rPr>
+          <w:rFonts w:hint="default" w:ascii="Times New Roman" w:hAnsi="Times New Roman" w:eastAsia="Times New Roman" w:cs="Times New Roman"/>
+          <w:b w:val="0"/>
+          <w:bCs w:val="0"/>
+          <w:i/>
+          <w:iCs w:val="0"/>
+          <w:color w:val="000000"/>
+          <w:sz w:val="28"/>
+          <w:szCs w:val="28"/>
+          <w:lang w:val="en-US"/>
+        </w:rPr>
+        <w:t>_TT</w:t>
+      </w:r>
+      <w:r>
+        <w:rPr>
+          <w:rFonts w:hint="default" w:ascii="Times New Roman" w:hAnsi="Times New Roman" w:cs="Times New Roman"/>
+          <w:b w:val="0"/>
+          <w:bCs w:val="0"/>
+          <w:i/>
+          <w:iCs w:val="0"/>
+          <w:color w:val="000000"/>
+          <w:sz w:val="28"/>
+          <w:szCs w:val="28"/>
+          <w:lang w:val="en-US"/>
+        </w:rPr>
+        <w:t>MN</w:t>
+      </w:r>
+      <w:r>
+        <w:rPr>
+          <w:rFonts w:hint="default" w:ascii="Times New Roman" w:hAnsi="Times New Roman" w:eastAsia="Times New Roman" w:cs="Times New Roman"/>
+          <w:b w:val="0"/>
+          <w:bCs w:val="0"/>
+          <w:i/>
+          <w:iCs w:val="0"/>
+          <w:color w:val="000000"/>
+          <w:sz w:val="28"/>
+          <w:szCs w:val="28"/>
+          <w:lang w:val="en-US"/>
+        </w:rPr>
+        <w:t>.no}</w:t>
+      </w:r>
+      <w:r>
+        <w:rPr>
+          <w:rFonts w:hint="default" w:ascii="Times New Roman" w:hAnsi="Times New Roman" w:eastAsia="Times New Roman" w:cs="Times New Roman"/>
+          <w:b w:val="0"/>
+          <w:bCs w:val="0"/>
+          <w:i/>
+          <w:iCs w:val="0"/>
+          <w:color w:val="000000"/>
+          <w:sz w:val="28"/>
+          <w:szCs w:val="28"/>
+          <w:highlight w:val="none"/>
+          <w:lang w:val="nl-NL"/>
+        </w:rPr>
+        <w:t xml:space="preserve"> ngày </w:t>
+      </w:r>
+      <w:r>
+        <w:rPr>
+          <w:rFonts w:hint="default" w:ascii="Times New Roman" w:hAnsi="Times New Roman" w:eastAsia="Times New Roman" w:cs="Times New Roman"/>
+          <w:b w:val="0"/>
+          <w:bCs w:val="0"/>
+          <w:i/>
+          <w:iCs w:val="0"/>
+          <w:color w:val="000000"/>
+          <w:sz w:val="28"/>
+          <w:szCs w:val="28"/>
+          <w:highlight w:val="none"/>
+          <w:lang w:val="en-US"/>
+        </w:rPr>
+        <w:t>{</w:t>
+      </w:r>
+      <w:r>
+        <w:rPr>
+          <w:rFonts w:hint="default" w:ascii="Times New Roman" w:hAnsi="Times New Roman" w:eastAsia="Times New Roman" w:cs="Times New Roman"/>
+          <w:b w:val="0"/>
+          <w:bCs w:val="0"/>
+          <w:i/>
+          <w:iCs w:val="0"/>
+          <w:color w:val="000000"/>
+          <w:sz w:val="28"/>
+          <w:szCs w:val="28"/>
+          <w:highlight w:val="yellow"/>
+          <w:lang w:val="en-US"/>
+        </w:rPr>
+        <w:t>pursuantToDec</w:t>
+      </w:r>
+      <w:r>
+        <w:rPr>
+          <w:rFonts w:hint="default" w:ascii="Times New Roman" w:hAnsi="Times New Roman" w:eastAsia="Times New Roman" w:cs="Times New Roman"/>
+          <w:b w:val="0"/>
+          <w:bCs w:val="0"/>
+          <w:i/>
+          <w:iCs w:val="0"/>
+          <w:color w:val="000000"/>
+          <w:sz w:val="28"/>
+          <w:szCs w:val="28"/>
+          <w:lang w:val="en-US"/>
+        </w:rPr>
+        <w:t>_TT</w:t>
+      </w:r>
+      <w:r>
+        <w:rPr>
+          <w:rFonts w:hint="default" w:ascii="Times New Roman" w:hAnsi="Times New Roman" w:cs="Times New Roman"/>
+          <w:b w:val="0"/>
+          <w:bCs w:val="0"/>
+          <w:i/>
+          <w:iCs w:val="0"/>
+          <w:color w:val="000000"/>
+          <w:sz w:val="28"/>
+          <w:szCs w:val="28"/>
+          <w:lang w:val="en-US"/>
+        </w:rPr>
+        <w:t>MN</w:t>
+      </w:r>
+      <w:r>
+        <w:rPr>
+          <w:rFonts w:hint="default" w:ascii="Times New Roman" w:hAnsi="Times New Roman" w:eastAsia="Times New Roman" w:cs="Times New Roman"/>
+          <w:b w:val="0"/>
+          <w:bCs w:val="0"/>
+          <w:i/>
+          <w:iCs w:val="0"/>
+          <w:color w:val="000000"/>
+          <w:sz w:val="28"/>
+          <w:szCs w:val="28"/>
+          <w:highlight w:val="none"/>
+          <w:lang w:val="en-US"/>
+        </w:rPr>
+        <w:t>.date}</w:t>
+      </w:r>
+      <w:r>
+        <w:rPr>
+          <w:rFonts w:hint="default" w:cs="Times New Roman"/>
+          <w:b w:val="0"/>
+          <w:bCs w:val="0"/>
+          <w:i/>
+          <w:iCs w:val="0"/>
+          <w:color w:val="000000"/>
+          <w:sz w:val="28"/>
+          <w:szCs w:val="28"/>
+          <w:highlight w:val="none"/>
+          <w:lang w:val="en-US"/>
+        </w:rPr>
+        <w:t xml:space="preserve"> </w:t>
+      </w:r>
+      <w:r>
+        <w:rPr>
+          <w:iCs/>
+        </w:rPr>
+        <w:t xml:space="preserve">của Giám đốc Công ty Trực thăng Miền Nam về việc phê duyệt KHLCNT </w:t>
       </w:r>
       <w:r>
         <w:rPr>
@@ -1088,11 +1380,34 @@
       </w:r>
       <w:r>
         <w:rPr>
-          <w:i/>
+          <w:rFonts w:hint="default"/>
+          <w:i/>
+          <w:color w:val="000000"/>
+          <w:spacing w:val="-4"/>
+          <w:lang w:val="en-US"/>
+        </w:rPr>
+        <w:t>{</w:t>
+      </w:r>
+      <w:r>
+        <w:rPr>
+          <w:rFonts w:hint="default"/>
+          <w:i/>
+          <w:color w:val="000000"/>
+          <w:spacing w:val="-4"/>
           <w:highlight w:val="yellow"/>
-          <w:lang w:val="pt-BR"/>
-        </w:rPr>
-        <w:t>Sửa chữa Bó vỉa betong đường vào Kho Xăng dầu</w:t>
+          <w:lang w:val="en-US"/>
+        </w:rPr>
+        <w:t>name</w:t>
+      </w:r>
+      <w:r>
+        <w:rPr>
+          <w:rFonts w:hint="default"/>
+          <w:i/>
+          <w:color w:val="000000"/>
+          <w:spacing w:val="-4"/>
+          <w:lang w:val="en-US"/>
+        </w:rPr>
+        <w:t>}</w:t>
       </w:r>
       <w:r>
         <w:rPr>
@@ -1183,13 +1498,37 @@
       </w:r>
       <w:r>
         <w:rPr>
+          <w:rFonts w:hint="default"/>
           <w:b w:val="0"/>
           <w:i/>
           <w:color w:val="auto"/>
+          <w:spacing w:val="-4"/>
+          <w:lang w:val="en-US"/>
+        </w:rPr>
+        <w:t>{</w:t>
+      </w:r>
+      <w:r>
+        <w:rPr>
+          <w:rFonts w:hint="default"/>
+          <w:b w:val="0"/>
+          <w:i/>
+          <w:color w:val="auto"/>
+          <w:spacing w:val="-4"/>
           <w:highlight w:val="yellow"/>
-          <w:lang w:val="pt-BR"/>
-        </w:rPr>
-        <w:t>Sửa chữa Bó vỉa betong đường vào Kho Xăng dầu</w:t>
+          <w:lang w:val="en-US"/>
+        </w:rPr>
+        <w:t>name</w:t>
+      </w:r>
+      <w:r>
+        <w:rPr>
+          <w:rFonts w:hint="default"/>
+          <w:b w:val="0"/>
+          <w:i/>
+          <w:color w:val="auto"/>
+          <w:spacing w:val="-4"/>
+          <w:lang w:val="en-US"/>
+        </w:rPr>
+        <w:t>}</w:t>
       </w:r>
       <w:r>
         <w:rPr>
@@ -1424,42 +1763,230 @@
         <w:rPr>
           <w:bCs/>
         </w:rPr>
-        <w:t xml:space="preserve"> trúng thầu: </w:t>
-      </w:r>
-      <w:r>
-        <w:rPr>
+        <w:t xml:space="preserve"> trúng thầu:</w:t>
+      </w:r>
+      <w:r>
+        <w:rPr>
+          <w:rFonts w:hint="default"/>
           <w:b/>
+          <w:bCs w:val="0"/>
+          <w:spacing w:val="-2"/>
+          <w:lang w:val="en-US"/>
+        </w:rPr>
+        <w:t>{</w:t>
+      </w:r>
+      <w:r>
+        <w:rPr>
+          <w:rFonts w:hint="default" w:ascii="Times New Roman" w:hAnsi="Times New Roman"/>
+          <w:b/>
+          <w:bCs w:val="0"/>
+          <w:spacing w:val="-2"/>
+          <w:sz w:val="28"/>
+          <w:szCs w:val="28"/>
           <w:highlight w:val="yellow"/>
+          <w:lang w:val="vi-VN"/>
+        </w:rPr>
+        <w:t>bid</w:t>
+      </w:r>
+      <w:r>
+        <w:rPr>
+          <w:rFonts w:hint="default" w:ascii="Times New Roman" w:hAnsi="Times New Roman"/>
+          <w:b/>
+          <w:bCs w:val="0"/>
+          <w:spacing w:val="-2"/>
+          <w:sz w:val="28"/>
+          <w:szCs w:val="28"/>
+          <w:highlight w:val="yellow"/>
+          <w:lang w:val="en-US"/>
+        </w:rPr>
+        <w:t>Packages[</w:t>
+      </w:r>
+      <w:r>
+        <w:rPr>
+          <w:rFonts w:hint="default"/>
+          <w:b/>
+          <w:bCs w:val="0"/>
+          <w:spacing w:val="-2"/>
+          <w:sz w:val="28"/>
+          <w:szCs w:val="28"/>
+          <w:highlight w:val="yellow"/>
+          <w:lang w:val="en-US"/>
+        </w:rPr>
+        <w:t>1</w:t>
+      </w:r>
+      <w:r>
+        <w:rPr>
+          <w:rFonts w:hint="default" w:ascii="Times New Roman" w:hAnsi="Times New Roman"/>
+          <w:b/>
+          <w:bCs w:val="0"/>
+          <w:spacing w:val="-2"/>
+          <w:sz w:val="28"/>
+          <w:szCs w:val="28"/>
+          <w:highlight w:val="yellow"/>
+          <w:lang w:val="en-US"/>
+        </w:rPr>
+        <w:t>]</w:t>
+      </w:r>
+      <w:r>
+        <w:rPr>
+          <w:rFonts w:hint="default" w:ascii="Times New Roman" w:hAnsi="Times New Roman"/>
+          <w:b/>
+          <w:bCs w:val="0"/>
+          <w:spacing w:val="-2"/>
+          <w:sz w:val="28"/>
+          <w:szCs w:val="28"/>
+          <w:lang w:val="en-US"/>
+        </w:rPr>
+        <w:t>.cost</w:t>
+      </w:r>
+      <w:r>
+        <w:rPr>
+          <w:rFonts w:hint="default"/>
+          <w:b/>
+          <w:bCs w:val="0"/>
+          <w:spacing w:val="-2"/>
+          <w:lang w:val="en-US"/>
+        </w:rPr>
+        <w:t>}</w:t>
+      </w:r>
+      <w:r>
+        <w:rPr>
+          <w:b/>
+          <w:bCs/>
+          <w:spacing w:val="-2"/>
+          <w:highlight w:val="none"/>
           <w:lang w:val="en-GB"/>
         </w:rPr>
-        <w:t>5</w:t>
-      </w:r>
-      <w:r>
-        <w:rPr>
-          <w:b/>
-          <w:bCs/>
+        <w:t xml:space="preserve"> đồng</w:t>
+      </w:r>
+      <w:r>
+        <w:rPr>
+          <w:bCs/>
+          <w:spacing w:val="-2"/>
+          <w:highlight w:val="none"/>
+          <w:lang w:val="en-GB"/>
+        </w:rPr>
+        <w:t xml:space="preserve"> </w:t>
+      </w:r>
+      <w:r>
+        <w:rPr>
+          <w:bCs/>
+          <w:i/>
+          <w:iCs/>
+          <w:spacing w:val="-2"/>
+          <w:highlight w:val="none"/>
+          <w:lang w:val="en-GB"/>
+        </w:rPr>
+        <w:t xml:space="preserve">(Bằng chữ: </w:t>
+      </w:r>
+      <w:r>
+        <w:rPr>
+          <w:rFonts w:hint="default"/>
+          <w:bCs/>
+          <w:i/>
+          <w:iCs/>
+          <w:spacing w:val="-2"/>
+          <w:highlight w:val="none"/>
+          <w:lang w:val="en-US"/>
+        </w:rPr>
+        <w:t>{</w:t>
+      </w:r>
+      <w:r>
+        <w:rPr>
+          <w:rFonts w:hint="default" w:ascii="Times New Roman" w:hAnsi="Times New Roman"/>
+          <w:b w:val="0"/>
+          <w:bCs/>
+          <w:i/>
+          <w:iCs/>
+          <w:spacing w:val="-2"/>
+          <w:sz w:val="28"/>
+          <w:szCs w:val="28"/>
           <w:highlight w:val="yellow"/>
+          <w:lang w:val="vi-VN"/>
+        </w:rPr>
+        <w:t>bid</w:t>
+      </w:r>
+      <w:r>
+        <w:rPr>
+          <w:rFonts w:hint="default" w:ascii="Times New Roman" w:hAnsi="Times New Roman"/>
+          <w:b w:val="0"/>
+          <w:bCs/>
+          <w:i/>
+          <w:iCs/>
+          <w:spacing w:val="-2"/>
+          <w:sz w:val="28"/>
+          <w:szCs w:val="28"/>
+          <w:highlight w:val="yellow"/>
+          <w:lang w:val="en-US"/>
+        </w:rPr>
+        <w:t>Packages[</w:t>
+      </w:r>
+      <w:r>
+        <w:rPr>
+          <w:rFonts w:hint="default"/>
+          <w:b w:val="0"/>
+          <w:bCs/>
+          <w:i/>
+          <w:iCs/>
+          <w:spacing w:val="-2"/>
+          <w:sz w:val="28"/>
+          <w:szCs w:val="28"/>
+          <w:highlight w:val="yellow"/>
+          <w:lang w:val="en-US"/>
+        </w:rPr>
+        <w:t>1</w:t>
+      </w:r>
+      <w:r>
+        <w:rPr>
+          <w:rFonts w:hint="default" w:ascii="Times New Roman" w:hAnsi="Times New Roman"/>
+          <w:b w:val="0"/>
+          <w:bCs/>
+          <w:i/>
+          <w:iCs/>
+          <w:spacing w:val="-2"/>
+          <w:sz w:val="28"/>
+          <w:szCs w:val="28"/>
+          <w:highlight w:val="yellow"/>
+          <w:lang w:val="en-US"/>
+        </w:rPr>
+        <w:t>]</w:t>
+      </w:r>
+      <w:r>
+        <w:rPr>
+          <w:rFonts w:hint="default" w:ascii="Times New Roman" w:hAnsi="Times New Roman"/>
+          <w:b w:val="0"/>
+          <w:bCs/>
+          <w:i/>
+          <w:iCs/>
+          <w:spacing w:val="-2"/>
+          <w:sz w:val="28"/>
+          <w:szCs w:val="28"/>
+          <w:lang w:val="en-US"/>
+        </w:rPr>
+        <w:t>.costString</w:t>
+      </w:r>
+      <w:r>
+        <w:rPr>
+          <w:rFonts w:hint="default"/>
+          <w:bCs/>
+          <w:i/>
+          <w:iCs/>
+          <w:spacing w:val="-2"/>
+          <w:highlight w:val="none"/>
+          <w:lang w:val="en-US"/>
+        </w:rPr>
+        <w:t>}</w:t>
+      </w:r>
+      <w:r>
+        <w:rPr>
+          <w:bCs/>
+          <w:i/>
+          <w:iCs/>
+          <w:spacing w:val="-2"/>
+          <w:highlight w:val="none"/>
           <w:lang w:val="en-GB"/>
         </w:rPr>
-        <w:t>.000.000 đồng</w:t>
-      </w:r>
-      <w:r>
-        <w:rPr>
-          <w:bCs/>
-          <w:highlight w:val="yellow"/>
-          <w:lang w:val="en-GB"/>
-        </w:rPr>
-        <w:t xml:space="preserve"> </w:t>
-      </w:r>
-      <w:r>
-        <w:rPr>
-          <w:bCs/>
-          <w:i/>
-          <w:iCs/>
-          <w:highlight w:val="yellow"/>
-          <w:lang w:val="en-GB"/>
-        </w:rPr>
-        <w:t>(Bằng chữ: Năm triệu đồng./.)</w:t>
+        <w:t xml:space="preserve"> đồng./.)</w:t>
       </w:r>
     </w:p>
     <w:p>
@@ -1511,24 +2038,60 @@
         <w:ind w:firstLine="720"/>
         <w:jc w:val="both"/>
         <w:rPr>
-          <w:iCs/>
-          <w:color w:val="000000"/>
-          <w:spacing w:val="-4"/>
-          <w:lang w:val="nl-NL"/>
+          <w:rFonts w:hint="default"/>
+          <w:bCs/>
+          <w:lang w:val="en-US"/>
         </w:rPr>
       </w:pPr>
       <w:r>
         <w:rPr>
           <w:bCs/>
         </w:rPr>
-        <w:t xml:space="preserve">- Thời gian thực hiện hợp đồng: </w:t>
-      </w:r>
-      <w:r>
-        <w:rPr>
-          <w:bCs/>
+        <w:t>- Thời gian thực hiện hợp đồng:</w:t>
+      </w:r>
+      <w:r>
+        <w:rPr>
+          <w:rFonts w:hint="default"/>
+          <w:bCs/>
+          <w:lang w:val="en-US"/>
+        </w:rPr>
+        <w:t>{</w:t>
+      </w:r>
+      <w:r>
+        <w:rPr>
+          <w:rFonts w:hint="default" w:ascii="Times New Roman" w:hAnsi="Times New Roman"/>
+          <w:b w:val="0"/>
+          <w:bCs/>
+          <w:sz w:val="28"/>
+          <w:szCs w:val="28"/>
           <w:highlight w:val="yellow"/>
-        </w:rPr>
-        <w:t>07 ngày.</w:t>
+          <w:lang w:val="en-US"/>
+        </w:rPr>
+        <w:t>bidPackages[0]</w:t>
+      </w:r>
+      <w:r>
+        <w:rPr>
+          <w:rFonts w:hint="default" w:ascii="Times New Roman" w:hAnsi="Times New Roman"/>
+          <w:b w:val="0"/>
+          <w:bCs/>
+          <w:sz w:val="28"/>
+          <w:szCs w:val="28"/>
+          <w:highlight w:val="none"/>
+          <w:lang w:val="en-US"/>
+        </w:rPr>
+        <w:t>.upTo</w:t>
+      </w:r>
+      <w:r>
+        <w:rPr>
+          <w:rFonts w:hint="default"/>
+          <w:b w:val="0"/>
+          <w:bCs/>
+          <w:sz w:val="28"/>
+          <w:szCs w:val="28"/>
+          <w:highlight w:val="none"/>
+          <w:lang w:val="en-US"/>
+        </w:rPr>
+        <w:t>}.</w:t>
       </w:r>
     </w:p>
     <w:p>
@@ -1603,8 +2166,6 @@
           </w:tblCellMar>
         </w:tblPrEx>
         <w:trPr>
-          <w:wBefore w:w="0" w:type="dxa"/>
-          <w:wAfter w:w="0" w:type="dxa"/>
           <w:trHeight w:val="2972" w:hRule="atLeast"/>
         </w:trPr>
         <w:tc>
@@ -1991,7 +2552,6 @@
     <w:r>
       <w:rPr>
         <w:rStyle w:val="12"/>
-        <w:lang/>
       </w:rPr>
       <w:t>2</w:t>
     </w:r>
@@ -2098,8 +2658,8 @@
     <w:lsdException w:unhideWhenUsed="0" w:uiPriority="0" w:semiHidden="0" w:name="Normal Indent"/>
     <w:lsdException w:unhideWhenUsed="0" w:uiPriority="0" w:semiHidden="0" w:name="footnote text"/>
     <w:lsdException w:unhideWhenUsed="0" w:uiPriority="0" w:semiHidden="0" w:name="annotation text"/>
-    <w:lsdException w:unhideWhenUsed="0" w:uiPriority="0" w:semiHidden="0" w:name="header"/>
-    <w:lsdException w:unhideWhenUsed="0" w:uiPriority="0" w:semiHidden="0" w:name="footer"/>
+    <w:lsdException w:qFormat="1" w:unhideWhenUsed="0" w:uiPriority="0" w:semiHidden="0" w:name="header"/>
+    <w:lsdException w:qFormat="1" w:unhideWhenUsed="0" w:uiPriority="0" w:semiHidden="0" w:name="footer"/>
     <w:lsdException w:unhideWhenUsed="0" w:uiPriority="0" w:semiHidden="0" w:name="index heading"/>
     <w:lsdException w:qFormat="1" w:uiPriority="0" w:name="caption"/>
     <w:lsdException w:unhideWhenUsed="0" w:uiPriority="0" w:semiHidden="0" w:name="table of figures"/>
@@ -2108,7 +2668,7 @@
     <w:lsdException w:unhideWhenUsed="0" w:uiPriority="0" w:semiHidden="0" w:name="footnote reference"/>
     <w:lsdException w:unhideWhenUsed="0" w:uiPriority="0" w:semiHidden="0" w:name="annotation reference"/>
     <w:lsdException w:unhideWhenUsed="0" w:uiPriority="0" w:semiHidden="0" w:name="line number"/>
-    <w:lsdException w:unhideWhenUsed="0" w:uiPriority="0" w:semiHidden="0" w:name="page number"/>
+    <w:lsdException w:qFormat="1" w:unhideWhenUsed="0" w:uiPriority="0" w:semiHidden="0" w:name="page number"/>
     <w:lsdException w:unhideWhenUsed="0" w:uiPriority="0" w:semiHidden="0" w:name="endnote reference"/>
     <w:lsdException w:unhideWhenUsed="0" w:uiPriority="0" w:semiHidden="0" w:name="endnote text"/>
     <w:lsdException w:unhideWhenUsed="0" w:uiPriority="0" w:semiHidden="0" w:name="table of authorities"/>
@@ -2121,7 +2681,7 @@
     <w:lsdException w:unhideWhenUsed="0" w:uiPriority="0" w:semiHidden="0" w:name="List 3"/>
     <w:lsdException w:unhideWhenUsed="0" w:uiPriority="0" w:semiHidden="0" w:name="List 4"/>
     <w:lsdException w:unhideWhenUsed="0" w:uiPriority="0" w:semiHidden="0" w:name="List 5"/>
-    <w:lsdException w:unhideWhenUsed="0" w:uiPriority="0" w:semiHidden="0" w:name="List Bullet 2"/>
+    <w:lsdException w:qFormat="1" w:unhideWhenUsed="0" w:uiPriority="0" w:semiHidden="0" w:name="List Bullet 2"/>
     <w:lsdException w:unhideWhenUsed="0" w:uiPriority="0" w:semiHidden="0" w:name="List Bullet 3"/>
     <w:lsdException w:unhideWhenUsed="0" w:uiPriority="0" w:semiHidden="0" w:name="List Bullet 4"/>
     <w:lsdException w:unhideWhenUsed="0" w:uiPriority="0" w:semiHidden="0" w:name="List Bullet 5"/>
@@ -2132,7 +2692,7 @@
     <w:lsdException w:qFormat="1" w:unhideWhenUsed="0" w:uiPriority="0" w:semiHidden="0" w:name="Title"/>
     <w:lsdException w:unhideWhenUsed="0" w:uiPriority="0" w:semiHidden="0" w:name="Closing"/>
     <w:lsdException w:unhideWhenUsed="0" w:uiPriority="0" w:semiHidden="0" w:name="Signature"/>
-    <w:lsdException w:unhideWhenUsed="0" w:uiPriority="0" w:name="Default Paragraph Font"/>
+    <w:lsdException w:qFormat="1" w:unhideWhenUsed="0" w:uiPriority="0" w:name="Default Paragraph Font"/>
     <w:lsdException w:unhideWhenUsed="0" w:uiPriority="0" w:semiHidden="0" w:name="Body Text"/>
     <w:lsdException w:unhideWhenUsed="0" w:uiPriority="0" w:semiHidden="0" w:name="Body Text Indent"/>
     <w:lsdException w:unhideWhenUsed="0" w:uiPriority="0" w:semiHidden="0" w:name="List Continue"/>
@@ -2170,7 +2730,7 @@
     <w:lsdException w:unhideWhenUsed="0" w:uiPriority="0" w:semiHidden="0" w:name="HTML Sample"/>
     <w:lsdException w:unhideWhenUsed="0" w:uiPriority="0" w:semiHidden="0" w:name="HTML Typewriter"/>
     <w:lsdException w:unhideWhenUsed="0" w:uiPriority="0" w:semiHidden="0" w:name="HTML Variable"/>
-    <w:lsdException w:unhideWhenUsed="0" w:uiPriority="0" w:name="Normal Table"/>
+    <w:lsdException w:qFormat="1" w:unhideWhenUsed="0" w:uiPriority="0" w:name="Normal Table"/>
     <w:lsdException w:unhideWhenUsed="0" w:uiPriority="0" w:semiHidden="0" w:name="annotation subject"/>
     <w:lsdException w:unhideWhenUsed="0" w:uiPriority="0" w:semiHidden="0" w:name="Table Simple 1"/>
     <w:lsdException w:unhideWhenUsed="0" w:uiPriority="0" w:semiHidden="0" w:name="Table Simple 2"/>
@@ -2214,113 +2774,114 @@
     <w:lsdException w:unhideWhenUsed="0" w:uiPriority="0" w:semiHidden="0" w:name="Table Web 1"/>
     <w:lsdException w:unhideWhenUsed="0" w:uiPriority="0" w:semiHidden="0" w:name="Table Web 2"/>
     <w:lsdException w:unhideWhenUsed="0" w:uiPriority="0" w:semiHidden="0" w:name="Table Web 3"/>
-    <w:lsdException w:unhideWhenUsed="0" w:uiPriority="0" w:name="Balloon Text"/>
+    <w:lsdException w:qFormat="1" w:unhideWhenUsed="0" w:uiPriority="0" w:name="Balloon Text"/>
     <w:lsdException w:unhideWhenUsed="0" w:uiPriority="0" w:semiHidden="0" w:name="Table Grid"/>
     <w:lsdException w:unhideWhenUsed="0" w:uiPriority="0" w:semiHidden="0" w:name="Table Theme"/>
-    <w:lsdException w:uiPriority="60" w:name="Light Shading"/>
-    <w:lsdException w:uiPriority="61" w:name="Light List"/>
-    <w:lsdException w:uiPriority="62" w:name="Light Grid"/>
-    <w:lsdException w:uiPriority="63" w:name="Medium Shading 1"/>
-    <w:lsdException w:uiPriority="64" w:name="Medium Shading 2"/>
-    <w:lsdException w:uiPriority="65" w:name="Medium List 1"/>
-    <w:lsdException w:uiPriority="66" w:name="Medium List 2"/>
-    <w:lsdException w:uiPriority="67" w:name="Medium Grid 1"/>
-    <w:lsdException w:uiPriority="68" w:name="Medium Grid 2"/>
-    <w:lsdException w:uiPriority="69" w:name="Medium Grid 3"/>
-    <w:lsdException w:uiPriority="70" w:name="Dark List"/>
-    <w:lsdException w:uiPriority="71" w:name="Colorful Shading"/>
-    <w:lsdException w:uiPriority="72" w:name="Colorful List"/>
-    <w:lsdException w:uiPriority="73" w:name="Colorful Grid"/>
-    <w:lsdException w:uiPriority="60" w:name="Light Shading Accent 1"/>
-    <w:lsdException w:uiPriority="61" w:name="Light List Accent 1"/>
-    <w:lsdException w:uiPriority="62" w:name="Light Grid Accent 1"/>
-    <w:lsdException w:uiPriority="63" w:name="Medium Shading 1 Accent 1"/>
-    <w:lsdException w:uiPriority="64" w:name="Medium Shading 2 Accent 1"/>
-    <w:lsdException w:uiPriority="65" w:name="Medium List 1 Accent 1"/>
-    <w:lsdException w:uiPriority="66" w:name="Medium List 2 Accent 1"/>
-    <w:lsdException w:uiPriority="67" w:name="Medium Grid 1 Accent 1"/>
-    <w:lsdException w:uiPriority="68" w:name="Medium Grid 2 Accent 1"/>
-    <w:lsdException w:uiPriority="69" w:name="Medium Grid 3 Accent 1"/>
-    <w:lsdException w:uiPriority="70" w:name="Dark List Accent 1"/>
-    <w:lsdException w:uiPriority="71" w:name="Colorful Shading Accent 1"/>
-    <w:lsdException w:uiPriority="72" w:name="Colorful List Accent 1"/>
-    <w:lsdException w:uiPriority="73" w:name="Colorful Grid Accent 1"/>
-    <w:lsdException w:uiPriority="60" w:name="Light Shading Accent 2"/>
-    <w:lsdException w:uiPriority="61" w:name="Light List Accent 2"/>
-    <w:lsdException w:uiPriority="62" w:name="Light Grid Accent 2"/>
-    <w:lsdException w:uiPriority="63" w:name="Medium Shading 1 Accent 2"/>
-    <w:lsdException w:uiPriority="64" w:name="Medium Shading 2 Accent 2"/>
-    <w:lsdException w:uiPriority="65" w:name="Medium List 1 Accent 2"/>
-    <w:lsdException w:uiPriority="66" w:name="Medium List 2 Accent 2"/>
-    <w:lsdException w:uiPriority="67" w:name="Medium Grid 1 Accent 2"/>
-    <w:lsdException w:uiPriority="68" w:name="Medium Grid 2 Accent 2"/>
-    <w:lsdException w:uiPriority="69" w:name="Medium Grid 3 Accent 2"/>
-    <w:lsdException w:uiPriority="70" w:name="Dark List Accent 2"/>
-    <w:lsdException w:uiPriority="71" w:name="Colorful Shading Accent 2"/>
-    <w:lsdException w:uiPriority="72" w:name="Colorful List Accent 2"/>
-    <w:lsdException w:uiPriority="73" w:name="Colorful Grid Accent 2"/>
-    <w:lsdException w:uiPriority="60" w:name="Light Shading Accent 3"/>
-    <w:lsdException w:uiPriority="61" w:name="Light List Accent 3"/>
-    <w:lsdException w:uiPriority="62" w:name="Light Grid Accent 3"/>
-    <w:lsdException w:uiPriority="63" w:name="Medium Shading 1 Accent 3"/>
-    <w:lsdException w:uiPriority="64" w:name="Medium Shading 2 Accent 3"/>
-    <w:lsdException w:uiPriority="65" w:name="Medium List 1 Accent 3"/>
-    <w:lsdException w:uiPriority="66" w:name="Medium List 2 Accent 3"/>
-    <w:lsdException w:uiPriority="67" w:name="Medium Grid 1 Accent 3"/>
-    <w:lsdException w:uiPriority="68" w:name="Medium Grid 2 Accent 3"/>
-    <w:lsdException w:uiPriority="69" w:name="Medium Grid 3 Accent 3"/>
-    <w:lsdException w:uiPriority="70" w:name="Dark List Accent 3"/>
-    <w:lsdException w:uiPriority="71" w:name="Colorful Shading Accent 3"/>
-    <w:lsdException w:uiPriority="72" w:name="Colorful List Accent 3"/>
-    <w:lsdException w:uiPriority="73" w:name="Colorful Grid Accent 3"/>
-    <w:lsdException w:uiPriority="60" w:name="Light Shading Accent 4"/>
-    <w:lsdException w:uiPriority="61" w:name="Light List Accent 4"/>
-    <w:lsdException w:uiPriority="62" w:name="Light Grid Accent 4"/>
-    <w:lsdException w:uiPriority="63" w:name="Medium Shading 1 Accent 4"/>
-    <w:lsdException w:uiPriority="64" w:name="Medium Shading 2 Accent 4"/>
-    <w:lsdException w:uiPriority="65" w:name="Medium List 1 Accent 4"/>
-    <w:lsdException w:uiPriority="66" w:name="Medium List 2 Accent 4"/>
-    <w:lsdException w:uiPriority="67" w:name="Medium Grid 1 Accent 4"/>
-    <w:lsdException w:uiPriority="68" w:name="Medium Grid 2 Accent 4"/>
-    <w:lsdException w:uiPriority="69" w:name="Medium Grid 3 Accent 4"/>
-    <w:lsdException w:uiPriority="70" w:name="Dark List Accent 4"/>
-    <w:lsdException w:uiPriority="71" w:name="Colorful Shading Accent 4"/>
-    <w:lsdException w:uiPriority="72" w:name="Colorful List Accent 4"/>
-    <w:lsdException w:uiPriority="73" w:name="Colorful Grid Accent 4"/>
-    <w:lsdException w:uiPriority="60" w:name="Light Shading Accent 5"/>
-    <w:lsdException w:uiPriority="61" w:name="Light List Accent 5"/>
-    <w:lsdException w:uiPriority="62" w:name="Light Grid Accent 5"/>
-    <w:lsdException w:uiPriority="63" w:name="Medium Shading 1 Accent 5"/>
-    <w:lsdException w:uiPriority="64" w:name="Medium Shading 2 Accent 5"/>
-    <w:lsdException w:uiPriority="65" w:name="Medium List 1 Accent 5"/>
-    <w:lsdException w:uiPriority="66" w:name="Medium List 2 Accent 5"/>
-    <w:lsdException w:uiPriority="67" w:name="Medium Grid 1 Accent 5"/>
-    <w:lsdException w:uiPriority="68" w:name="Medium Grid 2 Accent 5"/>
-    <w:lsdException w:uiPriority="69" w:name="Medium Grid 3 Accent 5"/>
-    <w:lsdException w:uiPriority="70" w:name="Dark List Accent 5"/>
-    <w:lsdException w:uiPriority="71" w:name="Colorful Shading Accent 5"/>
-    <w:lsdException w:uiPriority="72" w:name="Colorful List Accent 5"/>
-    <w:lsdException w:uiPriority="73" w:name="Colorful Grid Accent 5"/>
-    <w:lsdException w:uiPriority="60" w:name="Light Shading Accent 6"/>
-    <w:lsdException w:uiPriority="61" w:name="Light List Accent 6"/>
-    <w:lsdException w:uiPriority="62" w:name="Light Grid Accent 6"/>
-    <w:lsdException w:uiPriority="63" w:name="Medium Shading 1 Accent 6"/>
-    <w:lsdException w:uiPriority="64" w:name="Medium Shading 2 Accent 6"/>
-    <w:lsdException w:uiPriority="65" w:name="Medium List 1 Accent 6"/>
-    <w:lsdException w:uiPriority="66" w:name="Medium List 2 Accent 6"/>
-    <w:lsdException w:uiPriority="67" w:name="Medium Grid 1 Accent 6"/>
-    <w:lsdException w:uiPriority="68" w:name="Medium Grid 2 Accent 6"/>
-    <w:lsdException w:uiPriority="69" w:name="Medium Grid 3 Accent 6"/>
-    <w:lsdException w:uiPriority="70" w:name="Dark List Accent 6"/>
-    <w:lsdException w:uiPriority="71" w:name="Colorful Shading Accent 6"/>
-    <w:lsdException w:uiPriority="72" w:name="Colorful List Accent 6"/>
-    <w:lsdException w:uiPriority="73" w:name="Colorful Grid Accent 6"/>
+    <w:lsdException w:unhideWhenUsed="0" w:uiPriority="60" w:semiHidden="0" w:name="Light Shading"/>
+    <w:lsdException w:unhideWhenUsed="0" w:uiPriority="61" w:semiHidden="0" w:name="Light List"/>
+    <w:lsdException w:unhideWhenUsed="0" w:uiPriority="62" w:semiHidden="0" w:name="Light Grid"/>
+    <w:lsdException w:unhideWhenUsed="0" w:uiPriority="63" w:semiHidden="0" w:name="Medium Shading 1"/>
+    <w:lsdException w:unhideWhenUsed="0" w:uiPriority="64" w:semiHidden="0" w:name="Medium Shading 2"/>
+    <w:lsdException w:unhideWhenUsed="0" w:uiPriority="65" w:semiHidden="0" w:name="Medium List 1"/>
+    <w:lsdException w:unhideWhenUsed="0" w:uiPriority="66" w:semiHidden="0" w:name="Medium List 2"/>
+    <w:lsdException w:unhideWhenUsed="0" w:uiPriority="67" w:semiHidden="0" w:name="Medium Grid 1"/>
+    <w:lsdException w:unhideWhenUsed="0" w:uiPriority="68" w:semiHidden="0" w:name="Medium Grid 2"/>
+    <w:lsdException w:unhideWhenUsed="0" w:uiPriority="69" w:semiHidden="0" w:name="Medium Grid 3"/>
+    <w:lsdException w:unhideWhenUsed="0" w:uiPriority="70" w:semiHidden="0" w:name="Dark List"/>
+    <w:lsdException w:unhideWhenUsed="0" w:uiPriority="71" w:semiHidden="0" w:name="Colorful Shading"/>
+    <w:lsdException w:unhideWhenUsed="0" w:uiPriority="72" w:semiHidden="0" w:name="Colorful List"/>
+    <w:lsdException w:unhideWhenUsed="0" w:uiPriority="73" w:semiHidden="0" w:name="Colorful Grid"/>
+    <w:lsdException w:unhideWhenUsed="0" w:uiPriority="60" w:semiHidden="0" w:name="Light Shading Accent 1"/>
+    <w:lsdException w:unhideWhenUsed="0" w:uiPriority="61" w:semiHidden="0" w:name="Light List Accent 1"/>
+    <w:lsdException w:unhideWhenUsed="0" w:uiPriority="62" w:semiHidden="0" w:name="Light Grid Accent 1"/>
+    <w:lsdException w:unhideWhenUsed="0" w:uiPriority="63" w:semiHidden="0" w:name="Medium Shading 1 Accent 1"/>
+    <w:lsdException w:unhideWhenUsed="0" w:uiPriority="64" w:semiHidden="0" w:name="Medium Shading 2 Accent 1"/>
+    <w:lsdException w:unhideWhenUsed="0" w:uiPriority="65" w:semiHidden="0" w:name="Medium List 1 Accent 1"/>
+    <w:lsdException w:unhideWhenUsed="0" w:uiPriority="66" w:semiHidden="0" w:name="Medium List 2 Accent 1"/>
+    <w:lsdException w:unhideWhenUsed="0" w:uiPriority="67" w:semiHidden="0" w:name="Medium Grid 1 Accent 1"/>
+    <w:lsdException w:unhideWhenUsed="0" w:uiPriority="68" w:semiHidden="0" w:name="Medium Grid 2 Accent 1"/>
+    <w:lsdException w:unhideWhenUsed="0" w:uiPriority="69" w:semiHidden="0" w:name="Medium Grid 3 Accent 1"/>
+    <w:lsdException w:unhideWhenUsed="0" w:uiPriority="70" w:semiHidden="0" w:name="Dark List Accent 1"/>
+    <w:lsdException w:unhideWhenUsed="0" w:uiPriority="71" w:semiHidden="0" w:name="Colorful Shading Accent 1"/>
+    <w:lsdException w:unhideWhenUsed="0" w:uiPriority="72" w:semiHidden="0" w:name="Colorful List Accent 1"/>
+    <w:lsdException w:unhideWhenUsed="0" w:uiPriority="73" w:semiHidden="0" w:name="Colorful Grid Accent 1"/>
+    <w:lsdException w:unhideWhenUsed="0" w:uiPriority="60" w:semiHidden="0" w:name="Light Shading Accent 2"/>
+    <w:lsdException w:unhideWhenUsed="0" w:uiPriority="61" w:semiHidden="0" w:name="Light List Accent 2"/>
+    <w:lsdException w:unhideWhenUsed="0" w:uiPriority="62" w:semiHidden="0" w:name="Light Grid Accent 2"/>
+    <w:lsdException w:unhideWhenUsed="0" w:uiPriority="63" w:semiHidden="0" w:name="Medium Shading 1 Accent 2"/>
+    <w:lsdException w:unhideWhenUsed="0" w:uiPriority="64" w:semiHidden="0" w:name="Medium Shading 2 Accent 2"/>
+    <w:lsdException w:unhideWhenUsed="0" w:uiPriority="65" w:semiHidden="0" w:name="Medium List 1 Accent 2"/>
+    <w:lsdException w:unhideWhenUsed="0" w:uiPriority="66" w:semiHidden="0" w:name="Medium List 2 Accent 2"/>
+    <w:lsdException w:unhideWhenUsed="0" w:uiPriority="67" w:semiHidden="0" w:name="Medium Grid 1 Accent 2"/>
+    <w:lsdException w:unhideWhenUsed="0" w:uiPriority="68" w:semiHidden="0" w:name="Medium Grid 2 Accent 2"/>
+    <w:lsdException w:unhideWhenUsed="0" w:uiPriority="69" w:semiHidden="0" w:name="Medium Grid 3 Accent 2"/>
+    <w:lsdException w:unhideWhenUsed="0" w:uiPriority="70" w:semiHidden="0" w:name="Dark List Accent 2"/>
+    <w:lsdException w:unhideWhenUsed="0" w:uiPriority="71" w:semiHidden="0" w:name="Colorful Shading Accent 2"/>
+    <w:lsdException w:unhideWhenUsed="0" w:uiPriority="72" w:semiHidden="0" w:name="Colorful List Accent 2"/>
+    <w:lsdException w:unhideWhenUsed="0" w:uiPriority="73" w:semiHidden="0" w:name="Colorful Grid Accent 2"/>
+    <w:lsdException w:unhideWhenUsed="0" w:uiPriority="60" w:semiHidden="0" w:name="Light Shading Accent 3"/>
+    <w:lsdException w:unhideWhenUsed="0" w:uiPriority="61" w:semiHidden="0" w:name="Light List Accent 3"/>
+    <w:lsdException w:unhideWhenUsed="0" w:uiPriority="62" w:semiHidden="0" w:name="Light Grid Accent 3"/>
+    <w:lsdException w:unhideWhenUsed="0" w:uiPriority="63" w:semiHidden="0" w:name="Medium Shading 1 Accent 3"/>
+    <w:lsdException w:unhideWhenUsed="0" w:uiPriority="64" w:semiHidden="0" w:name="Medium Shading 2 Accent 3"/>
+    <w:lsdException w:unhideWhenUsed="0" w:uiPriority="65" w:semiHidden="0" w:name="Medium List 1 Accent 3"/>
+    <w:lsdException w:unhideWhenUsed="0" w:uiPriority="66" w:semiHidden="0" w:name="Medium List 2 Accent 3"/>
+    <w:lsdException w:unhideWhenUsed="0" w:uiPriority="67" w:semiHidden="0" w:name="Medium Grid 1 Accent 3"/>
+    <w:lsdException w:unhideWhenUsed="0" w:uiPriority="68" w:semiHidden="0" w:name="Medium Grid 2 Accent 3"/>
+    <w:lsdException w:unhideWhenUsed="0" w:uiPriority="69" w:semiHidden="0" w:name="Medium Grid 3 Accent 3"/>
+    <w:lsdException w:unhideWhenUsed="0" w:uiPriority="70" w:semiHidden="0" w:name="Dark List Accent 3"/>
+    <w:lsdException w:unhideWhenUsed="0" w:uiPriority="71" w:semiHidden="0" w:name="Colorful Shading Accent 3"/>
+    <w:lsdException w:unhideWhenUsed="0" w:uiPriority="72" w:semiHidden="0" w:name="Colorful List Accent 3"/>
+    <w:lsdException w:unhideWhenUsed="0" w:uiPriority="73" w:semiHidden="0" w:name="Colorful Grid Accent 3"/>
+    <w:lsdException w:unhideWhenUsed="0" w:uiPriority="60" w:semiHidden="0" w:name="Light Shading Accent 4"/>
+    <w:lsdException w:unhideWhenUsed="0" w:uiPriority="61" w:semiHidden="0" w:name="Light List Accent 4"/>
+    <w:lsdException w:unhideWhenUsed="0" w:uiPriority="62" w:semiHidden="0" w:name="Light Grid Accent 4"/>
+    <w:lsdException w:unhideWhenUsed="0" w:uiPriority="63" w:semiHidden="0" w:name="Medium Shading 1 Accent 4"/>
+    <w:lsdException w:unhideWhenUsed="0" w:uiPriority="64" w:semiHidden="0" w:name="Medium Shading 2 Accent 4"/>
+    <w:lsdException w:unhideWhenUsed="0" w:uiPriority="65" w:semiHidden="0" w:name="Medium List 1 Accent 4"/>
+    <w:lsdException w:unhideWhenUsed="0" w:uiPriority="66" w:semiHidden="0" w:name="Medium List 2 Accent 4"/>
+    <w:lsdException w:unhideWhenUsed="0" w:uiPriority="67" w:semiHidden="0" w:name="Medium Grid 1 Accent 4"/>
+    <w:lsdException w:unhideWhenUsed="0" w:uiPriority="68" w:semiHidden="0" w:name="Medium Grid 2 Accent 4"/>
+    <w:lsdException w:unhideWhenUsed="0" w:uiPriority="69" w:semiHidden="0" w:name="Medium Grid 3 Accent 4"/>
+    <w:lsdException w:unhideWhenUsed="0" w:uiPriority="70" w:semiHidden="0" w:name="Dark List Accent 4"/>
+    <w:lsdException w:unhideWhenUsed="0" w:uiPriority="71" w:semiHidden="0" w:name="Colorful Shading Accent 4"/>
+    <w:lsdException w:unhideWhenUsed="0" w:uiPriority="72" w:semiHidden="0" w:name="Colorful List Accent 4"/>
+    <w:lsdException w:unhideWhenUsed="0" w:uiPriority="73" w:semiHidden="0" w:name="Colorful Grid Accent 4"/>
+    <w:lsdException w:unhideWhenUsed="0" w:uiPriority="60" w:semiHidden="0" w:name="Light Shading Accent 5"/>
+    <w:lsdException w:unhideWhenUsed="0" w:uiPriority="61" w:semiHidden="0" w:name="Light List Accent 5"/>
+    <w:lsdException w:unhideWhenUsed="0" w:uiPriority="62" w:semiHidden="0" w:name="Light Grid Accent 5"/>
+    <w:lsdException w:unhideWhenUsed="0" w:uiPriority="63" w:semiHidden="0" w:name="Medium Shading 1 Accent 5"/>
+    <w:lsdException w:unhideWhenUsed="0" w:uiPriority="64" w:semiHidden="0" w:name="Medium Shading 2 Accent 5"/>
+    <w:lsdException w:unhideWhenUsed="0" w:uiPriority="65" w:semiHidden="0" w:name="Medium List 1 Accent 5"/>
+    <w:lsdException w:unhideWhenUsed="0" w:uiPriority="66" w:semiHidden="0" w:name="Medium List 2 Accent 5"/>
+    <w:lsdException w:unhideWhenUsed="0" w:uiPriority="67" w:semiHidden="0" w:name="Medium Grid 1 Accent 5"/>
+    <w:lsdException w:unhideWhenUsed="0" w:uiPriority="68" w:semiHidden="0" w:name="Medium Grid 2 Accent 5"/>
+    <w:lsdException w:unhideWhenUsed="0" w:uiPriority="69" w:semiHidden="0" w:name="Medium Grid 3 Accent 5"/>
+    <w:lsdException w:unhideWhenUsed="0" w:uiPriority="70" w:semiHidden="0" w:name="Dark List Accent 5"/>
+    <w:lsdException w:unhideWhenUsed="0" w:uiPriority="71" w:semiHidden="0" w:name="Colorful Shading Accent 5"/>
+    <w:lsdException w:unhideWhenUsed="0" w:uiPriority="72" w:semiHidden="0" w:name="Colorful List Accent 5"/>
+    <w:lsdException w:unhideWhenUsed="0" w:uiPriority="73" w:semiHidden="0" w:name="Colorful Grid Accent 5"/>
+    <w:lsdException w:unhideWhenUsed="0" w:uiPriority="60" w:semiHidden="0" w:name="Light Shading Accent 6"/>
+    <w:lsdException w:unhideWhenUsed="0" w:uiPriority="61" w:semiHidden="0" w:name="Light List Accent 6"/>
+    <w:lsdException w:unhideWhenUsed="0" w:uiPriority="62" w:semiHidden="0" w:name="Light Grid Accent 6"/>
+    <w:lsdException w:unhideWhenUsed="0" w:uiPriority="63" w:semiHidden="0" w:name="Medium Shading 1 Accent 6"/>
+    <w:lsdException w:unhideWhenUsed="0" w:uiPriority="64" w:semiHidden="0" w:name="Medium Shading 2 Accent 6"/>
+    <w:lsdException w:unhideWhenUsed="0" w:uiPriority="65" w:semiHidden="0" w:name="Medium List 1 Accent 6"/>
+    <w:lsdException w:unhideWhenUsed="0" w:uiPriority="66" w:semiHidden="0" w:name="Medium List 2 Accent 6"/>
+    <w:lsdException w:unhideWhenUsed="0" w:uiPriority="67" w:semiHidden="0" w:name="Medium Grid 1 Accent 6"/>
+    <w:lsdException w:unhideWhenUsed="0" w:uiPriority="68" w:semiHidden="0" w:name="Medium Grid 2 Accent 6"/>
+    <w:lsdException w:unhideWhenUsed="0" w:uiPriority="69" w:semiHidden="0" w:name="Medium Grid 3 Accent 6"/>
+    <w:lsdException w:unhideWhenUsed="0" w:uiPriority="70" w:semiHidden="0" w:name="Dark List Accent 6"/>
+    <w:lsdException w:unhideWhenUsed="0" w:uiPriority="71" w:semiHidden="0" w:name="Colorful Shading Accent 6"/>
+    <w:lsdException w:unhideWhenUsed="0" w:uiPriority="72" w:semiHidden="0" w:name="Colorful List Accent 6"/>
+    <w:lsdException w:unhideWhenUsed="0" w:uiPriority="73" w:semiHidden="0" w:name="Colorful Grid Accent 6"/>
   </w:latentStyles>
   <w:style w:type="paragraph" w:default="1" w:styleId="1">
     <w:name w:val="Normal"/>
     <w:qFormat/>
     <w:uiPriority w:val="0"/>
     <w:rPr>
+      <w:rFonts w:ascii="Times New Roman" w:hAnsi="Times New Roman" w:eastAsia="Times New Roman" w:cs="Times New Roman"/>
       <w:sz w:val="28"/>
       <w:szCs w:val="28"/>
       <w:lang w:val="en-US" w:eastAsia="en-US" w:bidi="ar-SA"/>
@@ -2349,14 +2910,15 @@
     <w:name w:val="Default Paragraph Font"/>
     <w:link w:val="4"/>
     <w:semiHidden/>
+    <w:qFormat/>
     <w:uiPriority w:val="0"/>
   </w:style>
   <w:style w:type="table" w:default="1" w:styleId="5">
     <w:name w:val="Normal Table"/>
     <w:semiHidden/>
+    <w:qFormat/>
     <w:uiPriority w:val="0"/>
     <w:tblPr>
-      <w:tblStyle w:val="5"/>
       <w:tblCellMar>
         <w:top w:w="0" w:type="dxa"/>
         <w:left w:w="108" w:type="dxa"/>
@@ -2364,9 +2926,6 @@
         <w:right w:w="108" w:type="dxa"/>
       </w:tblCellMar>
     </w:tblPr>
-    <w:trPr>
-      <w:wBefore w:w="0" w:type="dxa"/>
-    </w:trPr>
   </w:style>
   <w:style w:type="paragraph" w:customStyle="1" w:styleId="4">
     <w:name w:val=" Char Char"/>
@@ -2388,6 +2947,7 @@
     <w:name w:val="Balloon Text"/>
     <w:basedOn w:val="1"/>
     <w:semiHidden/>
+    <w:qFormat/>
     <w:uiPriority w:val="0"/>
     <w:rPr>
       <w:rFonts w:ascii="Tahoma" w:hAnsi="Tahoma" w:cs="Tahoma"/>
@@ -2411,6 +2971,7 @@
   <w:style w:type="paragraph" w:styleId="8">
     <w:name w:val="footer"/>
     <w:basedOn w:val="1"/>
+    <w:qFormat/>
     <w:uiPriority w:val="0"/>
     <w:pPr>
       <w:tabs>
@@ -2422,6 +2983,7 @@
   <w:style w:type="paragraph" w:styleId="9">
     <w:name w:val="header"/>
     <w:basedOn w:val="1"/>
+    <w:qFormat/>
     <w:uiPriority w:val="0"/>
     <w:pPr>
       <w:tabs>
@@ -2441,6 +3003,7 @@
   <w:style w:type="paragraph" w:styleId="11">
     <w:name w:val="List Bullet 2"/>
     <w:basedOn w:val="1"/>
+    <w:qFormat/>
     <w:uiPriority w:val="0"/>
     <w:pPr>
       <w:numPr>
@@ -2459,6 +3022,7 @@
   <w:style w:type="character" w:styleId="12">
     <w:name w:val="page number"/>
     <w:basedOn w:val="3"/>
+    <w:qFormat/>
     <w:uiPriority w:val="0"/>
   </w:style>
   <w:style w:type="table" w:styleId="13">
@@ -2469,7 +3033,6 @@
       <w:lang w:bidi="ar-SA"/>
     </w:rPr>
     <w:tblPr>
-      <w:tblStyle w:val="5"/>
       <w:tblBorders>
         <w:top w:val="single" w:color="auto" w:sz="4" w:space="0"/>
         <w:left w:val="single" w:color="auto" w:sz="4" w:space="0"/>
@@ -2485,6 +3048,7 @@
     <w:basedOn w:val="1"/>
     <w:next w:val="1"/>
     <w:semiHidden/>
+    <w:qFormat/>
     <w:uiPriority w:val="0"/>
     <w:pPr>
       <w:spacing w:before="120" w:after="120" w:line="312" w:lineRule="auto"/>
@@ -2492,6 +3056,7 @@
   </w:style>
   <w:style w:type="paragraph" w:customStyle="1" w:styleId="15">
     <w:name w:val=" Char"/>
+    <w:qFormat/>
     <w:uiPriority w:val="0"/>
     <w:pPr>
       <w:tabs>
@@ -2500,7 +3065,7 @@
       <w:spacing w:before="120" w:after="120" w:line="312" w:lineRule="auto"/>
     </w:pPr>
     <w:rPr>
-      <w:rFonts w:ascii="Arial" w:hAnsi="Arial" w:cs="Arial"/>
+      <w:rFonts w:ascii="Arial" w:hAnsi="Arial" w:eastAsia="Times New Roman" w:cs="Arial"/>
       <w:sz w:val="26"/>
       <w:szCs w:val="26"/>
       <w:lang w:val="en-US" w:eastAsia="en-US" w:bidi="ar-SA"/>
@@ -2509,6 +3074,7 @@
   <w:style w:type="paragraph" w:customStyle="1" w:styleId="16">
     <w:name w:val="Char Char1 Char"/>
     <w:basedOn w:val="1"/>
+    <w:qFormat/>
     <w:uiPriority w:val="0"/>
     <w:pPr>
       <w:widowControl w:val="0"/>
@@ -2523,6 +3089,7 @@
   </w:style>
   <w:style w:type="paragraph" w:customStyle="1" w:styleId="17">
     <w:name w:val="Default"/>
+    <w:qFormat/>
     <w:uiPriority w:val="0"/>
     <w:pPr>
       <w:widowControl w:val="0"/>
@@ -2531,7 +3098,7 @@
       <w:adjustRightInd w:val="0"/>
     </w:pPr>
     <w:rPr>
-      <w:rFonts w:ascii=".VnTimeH" w:hAnsi=".VnTimeH" w:cs=".VnTimeH"/>
+      <w:rFonts w:ascii=".VnTimeH" w:hAnsi=".VnTimeH" w:eastAsia="Times New Roman" w:cs=".VnTimeH"/>
       <w:color w:val="000000"/>
       <w:sz w:val="24"/>
       <w:szCs w:val="24"/>
@@ -2542,6 +3109,7 @@
     <w:name w:val="1"/>
     <w:basedOn w:val="1"/>
     <w:link w:val="19"/>
+    <w:qFormat/>
     <w:uiPriority w:val="0"/>
     <w:pPr>
       <w:autoSpaceDE w:val="0"/>
@@ -2559,6 +3127,7 @@
   <w:style w:type="character" w:customStyle="1" w:styleId="19">
     <w:name w:val="1.Tiêu đề Char Char"/>
     <w:link w:val="18"/>
+    <w:qFormat/>
     <w:uiPriority w:val="0"/>
     <w:rPr>
       <w:b/>

--- a/public/template/6. Tờ trình phê duyệt KQLCNT Thẩm tra.docx
+++ b/public/template/6. Tờ trình phê duyệt KQLCNT Thẩm tra.docx
@@ -688,28 +688,13 @@
           <w:iCs/>
           <w:color w:val="000000"/>
         </w:rPr>
-        <w:t>Luật Xây dựng số 50/2014/QH13 ngày 18 tháng 6 năm 2014; Luật Sửa đổi bổ sung một số điều của Luật Xây dựng số 62/2020/QH14 ngày 17 tháng 6 năm 2020; Luật Đấu thầu số 22/2023/QH15 được Quốc hội thông qua ngày 23/6/2023</w:t>
-      </w:r>
-      <w:bookmarkStart w:id="1" w:name="_GoBack"/>
-      <w:r>
-        <w:rPr>
-          <w:iCs/>
-          <w:color w:val="000000"/>
-        </w:rPr>
-        <w:t xml:space="preserve">, </w:t>
-      </w:r>
-      <w:r>
-        <w:rPr>
-          <w:color w:val="000000"/>
-        </w:rPr>
-        <w:t>Luật số 57/2024/QH15 ngày 29/11/2024, Luật số 90/2025/QH15 ngày 25/6/2</w:t>
-      </w:r>
-      <w:bookmarkEnd w:id="1"/>
-      <w:r>
-        <w:rPr>
-          <w:color w:val="000000"/>
-        </w:rPr>
-        <w:t>025</w:t>
+        <w:t xml:space="preserve">Luật Xây dựng số 50/2014/QH13 ngày 18 tháng 6 năm 2014; Luật Sửa đổi bổ sung một số điều của Luật Xây dựng số 62/2020/QH14 ngày 17 tháng 6 năm 2020; Luật Đấu thầu số 22/2023/QH15 được Quốc hội thông qua ngày 23/6/2023, </w:t>
+      </w:r>
+      <w:r>
+        <w:rPr>
+          <w:color w:val="000000"/>
+        </w:rPr>
+        <w:t>Luật số 57/2024/QH15 ngày 29/11/2024, Luật số 90/2025/QH15 ngày 25/6/2025</w:t>
       </w:r>
       <w:r>
         <w:rPr>
@@ -1221,10 +1206,75 @@
       </w:r>
       <w:r>
         <w:rPr>
+          <w:rFonts w:hint="default" w:ascii="Times New Roman"/>
+          <w:b/>
+          <w:bCs/>
+          <w:spacing w:val="-8"/>
+          <w:sz w:val="28"/>
+          <w:szCs w:val="28"/>
+          <w:highlight w:val="yellow"/>
+          <w:lang w:val="vi-VN"/>
+        </w:rPr>
+        <w:t>{</w:t>
+      </w:r>
+      <w:r>
+        <w:rPr>
+          <w:rFonts w:hint="default" w:ascii="Times New Roman"/>
+          <w:b/>
+          <w:bCs/>
+          <w:spacing w:val="-8"/>
+          <w:sz w:val="28"/>
+          <w:szCs w:val="28"/>
+          <w:highlight w:val="yellow"/>
+          <w:lang w:val="en-US"/>
+        </w:rPr>
+        <w:t>T</w:t>
+      </w:r>
+      <w:r>
+        <w:rPr>
+          <w:rFonts w:hint="default"/>
+          <w:b/>
+          <w:bCs/>
+          <w:spacing w:val="-8"/>
+          <w:sz w:val="28"/>
+          <w:szCs w:val="28"/>
+          <w:highlight w:val="yellow"/>
+          <w:lang w:val="en-US"/>
+        </w:rPr>
+        <w:t>T</w:t>
+      </w:r>
+      <w:r>
+        <w:rPr>
+          <w:rFonts w:hint="default" w:ascii="Times New Roman"/>
+          <w:b/>
+          <w:bCs/>
+          <w:spacing w:val="-8"/>
+          <w:sz w:val="28"/>
+          <w:szCs w:val="28"/>
+          <w:highlight w:val="yellow"/>
+          <w:lang w:val="en-US"/>
+        </w:rPr>
+        <w:t>_bid_package.successful_bidder.name</w:t>
+      </w:r>
+      <w:r>
+        <w:rPr>
+          <w:rFonts w:hint="default" w:ascii="Times New Roman"/>
+          <w:b/>
+          <w:bCs/>
+          <w:spacing w:val="-8"/>
+          <w:sz w:val="28"/>
+          <w:szCs w:val="28"/>
+          <w:highlight w:val="yellow"/>
+          <w:lang w:val="vi-VN"/>
+        </w:rPr>
+        <w:t>}</w:t>
+      </w:r>
+      <w:r>
+        <w:rPr>
           <w:b/>
           <w:spacing w:val="-10"/>
         </w:rPr>
-        <w:t>Công ty TNHH Xây dựng Tổng hợp Toàn Thịnh;</w:t>
+        <w:t>;</w:t>
       </w:r>
     </w:p>
     <w:p>
@@ -1240,14 +1290,92 @@
         <w:rPr>
           <w:bCs/>
         </w:rPr>
-        <w:t>+ Địa chỉ: Số 93/14 đường Lưu Hữu Phước, phường Rạch Dừa, Thành phố Hồ Chí Minh</w:t>
+        <w:t xml:space="preserve">+ Địa chỉ: </w:t>
+      </w:r>
+      <w:r>
+        <w:rPr>
+          <w:rFonts w:hint="default" w:ascii="Times New Roman"/>
+          <w:b w:val="0"/>
+          <w:bCs w:val="0"/>
+          <w:spacing w:val="-8"/>
+          <w:sz w:val="28"/>
+          <w:szCs w:val="28"/>
+          <w:highlight w:val="yellow"/>
+          <w:lang w:val="vi-VN"/>
+        </w:rPr>
+        <w:t>{</w:t>
+      </w:r>
+      <w:r>
+        <w:rPr>
+          <w:rFonts w:hint="default" w:ascii="Times New Roman"/>
+          <w:b w:val="0"/>
+          <w:bCs w:val="0"/>
+          <w:spacing w:val="-8"/>
+          <w:sz w:val="28"/>
+          <w:szCs w:val="28"/>
+          <w:highlight w:val="yellow"/>
+          <w:lang w:val="en-US"/>
+        </w:rPr>
+        <w:t>T</w:t>
+      </w:r>
+      <w:r>
+        <w:rPr>
+          <w:rFonts w:hint="default"/>
+          <w:b w:val="0"/>
+          <w:bCs w:val="0"/>
+          <w:spacing w:val="-8"/>
+          <w:sz w:val="28"/>
+          <w:szCs w:val="28"/>
+          <w:highlight w:val="yellow"/>
+          <w:lang w:val="en-US"/>
+        </w:rPr>
+        <w:t>T</w:t>
+      </w:r>
+      <w:r>
+        <w:rPr>
+          <w:rFonts w:hint="default" w:ascii="Times New Roman"/>
+          <w:b w:val="0"/>
+          <w:bCs w:val="0"/>
+          <w:spacing w:val="-8"/>
+          <w:sz w:val="28"/>
+          <w:szCs w:val="28"/>
+          <w:highlight w:val="yellow"/>
+          <w:lang w:val="en-US"/>
+        </w:rPr>
+        <w:t>_bid_package.successful_bidder.</w:t>
+      </w:r>
+      <w:r>
+        <w:rPr>
+          <w:rFonts w:hint="default"/>
+          <w:b w:val="0"/>
+          <w:bCs w:val="0"/>
+          <w:spacing w:val="-8"/>
+          <w:sz w:val="28"/>
+          <w:szCs w:val="28"/>
+          <w:highlight w:val="yellow"/>
+          <w:lang w:val="en-US"/>
+        </w:rPr>
+        <w:t>address</w:t>
+      </w:r>
+      <w:r>
+        <w:rPr>
+          <w:rFonts w:hint="default" w:ascii="Times New Roman"/>
+          <w:b w:val="0"/>
+          <w:bCs w:val="0"/>
+          <w:spacing w:val="-8"/>
+          <w:sz w:val="28"/>
+          <w:szCs w:val="28"/>
+          <w:highlight w:val="yellow"/>
+          <w:lang w:val="vi-VN"/>
+        </w:rPr>
+        <w:t>}</w:t>
       </w:r>
       <w:r>
         <w:rPr>
           <w:bCs/>
           <w:lang w:val="en-GB"/>
         </w:rPr>
-        <w:t>, Việt Nam;</w:t>
+        <w:t>;</w:t>
       </w:r>
     </w:p>
     <w:p>
@@ -1274,9 +1402,74 @@
       </w:r>
       <w:r>
         <w:rPr>
-          <w:bCs/>
-        </w:rPr>
-        <w:t>Hồ Bá Toàn;</w:t>
+          <w:rFonts w:hint="default" w:ascii="Times New Roman"/>
+          <w:b w:val="0"/>
+          <w:bCs w:val="0"/>
+          <w:spacing w:val="-8"/>
+          <w:sz w:val="28"/>
+          <w:szCs w:val="28"/>
+          <w:highlight w:val="yellow"/>
+          <w:lang w:val="vi-VN"/>
+        </w:rPr>
+        <w:t>{</w:t>
+      </w:r>
+      <w:r>
+        <w:rPr>
+          <w:rFonts w:hint="default"/>
+          <w:b w:val="0"/>
+          <w:bCs w:val="0"/>
+          <w:spacing w:val="-8"/>
+          <w:sz w:val="28"/>
+          <w:szCs w:val="28"/>
+          <w:highlight w:val="yellow"/>
+          <w:lang w:val="en-US"/>
+        </w:rPr>
+        <w:t>TT</w:t>
+      </w:r>
+      <w:r>
+        <w:rPr>
+          <w:rFonts w:hint="default" w:ascii="Times New Roman"/>
+          <w:b w:val="0"/>
+          <w:bCs w:val="0"/>
+          <w:spacing w:val="-8"/>
+          <w:sz w:val="28"/>
+          <w:szCs w:val="28"/>
+          <w:highlight w:val="yellow"/>
+          <w:lang w:val="en-US"/>
+        </w:rPr>
+        <w:t>_bid_package.successful_bidder.</w:t>
+      </w:r>
+      <w:r>
+        <w:rPr>
+          <w:rFonts w:hint="default"/>
+          <w:b w:val="0"/>
+          <w:bCs w:val="0"/>
+          <w:spacing w:val="-8"/>
+          <w:sz w:val="28"/>
+          <w:szCs w:val="28"/>
+          <w:highlight w:val="yellow"/>
+          <w:lang w:val="en-US"/>
+        </w:rPr>
+        <w:t>representative_name</w:t>
+      </w:r>
+      <w:r>
+        <w:rPr>
+          <w:rFonts w:hint="default" w:ascii="Times New Roman"/>
+          <w:b w:val="0"/>
+          <w:bCs w:val="0"/>
+          <w:spacing w:val="-8"/>
+          <w:sz w:val="28"/>
+          <w:szCs w:val="28"/>
+          <w:highlight w:val="yellow"/>
+          <w:lang w:val="vi-VN"/>
+        </w:rPr>
+        <w:t>}</w:t>
+      </w:r>
+      <w:r>
+        <w:rPr>
+          <w:bCs/>
+        </w:rPr>
+        <w:t>;</w:t>
       </w:r>
       <w:r>
         <w:rPr>
@@ -1300,7 +1493,78 @@
         <w:rPr>
           <w:bCs/>
         </w:rPr>
-        <w:t xml:space="preserve"> Chức vụ: Giám đốc; </w:t>
+        <w:t xml:space="preserve"> Chức vụ: </w:t>
+      </w:r>
+      <w:r>
+        <w:rPr>
+          <w:rFonts w:hint="default" w:ascii="Times New Roman"/>
+          <w:b w:val="0"/>
+          <w:bCs w:val="0"/>
+          <w:spacing w:val="-8"/>
+          <w:sz w:val="28"/>
+          <w:szCs w:val="28"/>
+          <w:highlight w:val="yellow"/>
+          <w:lang w:val="vi-VN"/>
+        </w:rPr>
+        <w:t>{</w:t>
+      </w:r>
+      <w:r>
+        <w:rPr>
+          <w:rFonts w:hint="default"/>
+          <w:b w:val="0"/>
+          <w:bCs w:val="0"/>
+          <w:spacing w:val="-8"/>
+          <w:sz w:val="28"/>
+          <w:szCs w:val="28"/>
+          <w:highlight w:val="yellow"/>
+          <w:lang w:val="en-US"/>
+        </w:rPr>
+        <w:t>TT</w:t>
+      </w:r>
+      <w:r>
+        <w:rPr>
+          <w:rFonts w:hint="default" w:ascii="Times New Roman"/>
+          <w:b w:val="0"/>
+          <w:bCs w:val="0"/>
+          <w:spacing w:val="-8"/>
+          <w:sz w:val="28"/>
+          <w:szCs w:val="28"/>
+          <w:highlight w:val="yellow"/>
+          <w:lang w:val="en-US"/>
+        </w:rPr>
+        <w:t>_bid_package.successful_bidder.</w:t>
+      </w:r>
+      <w:r>
+        <w:rPr>
+          <w:rFonts w:hint="default"/>
+          <w:b w:val="0"/>
+          <w:bCs w:val="0"/>
+          <w:spacing w:val="-8"/>
+          <w:sz w:val="28"/>
+          <w:szCs w:val="28"/>
+          <w:highlight w:val="yellow"/>
+          <w:lang w:val="en-US"/>
+        </w:rPr>
+        <w:t>representative_position</w:t>
+      </w:r>
+      <w:r>
+        <w:rPr>
+          <w:rFonts w:hint="default" w:ascii="Times New Roman"/>
+          <w:b w:val="0"/>
+          <w:bCs w:val="0"/>
+          <w:spacing w:val="-8"/>
+          <w:sz w:val="28"/>
+          <w:szCs w:val="28"/>
+          <w:highlight w:val="yellow"/>
+          <w:lang w:val="vi-VN"/>
+        </w:rPr>
+        <w:t>}</w:t>
+      </w:r>
+      <w:r>
+        <w:rPr>
+          <w:bCs/>
+        </w:rPr>
+        <w:t xml:space="preserve">; </w:t>
       </w:r>
     </w:p>
     <w:p>
@@ -1320,10 +1584,68 @@
       </w:r>
       <w:r>
         <w:rPr>
-          <w:bCs/>
+          <w:rFonts w:hint="default" w:ascii="Times New Roman"/>
+          <w:b w:val="0"/>
+          <w:bCs w:val="0"/>
+          <w:spacing w:val="-8"/>
+          <w:sz w:val="28"/>
+          <w:szCs w:val="28"/>
+          <w:highlight w:val="yellow"/>
           <w:lang w:val="vi-VN"/>
         </w:rPr>
-        <w:t>0908645579</w:t>
+        <w:t>{</w:t>
+      </w:r>
+      <w:r>
+        <w:rPr>
+          <w:rFonts w:hint="default"/>
+          <w:b w:val="0"/>
+          <w:bCs w:val="0"/>
+          <w:spacing w:val="-8"/>
+          <w:sz w:val="28"/>
+          <w:szCs w:val="28"/>
+          <w:highlight w:val="yellow"/>
+          <w:lang w:val="en-US"/>
+        </w:rPr>
+        <w:t>TT</w:t>
+      </w:r>
+      <w:r>
+        <w:rPr>
+          <w:rFonts w:hint="default" w:ascii="Times New Roman"/>
+          <w:b w:val="0"/>
+          <w:bCs w:val="0"/>
+          <w:spacing w:val="-8"/>
+          <w:sz w:val="28"/>
+          <w:szCs w:val="28"/>
+          <w:highlight w:val="yellow"/>
+          <w:lang w:val="en-US"/>
+        </w:rPr>
+        <w:t>_bid_package.successful_bidder.</w:t>
+      </w:r>
+      <w:r>
+        <w:rPr>
+          <w:rFonts w:hint="default"/>
+          <w:b w:val="0"/>
+          <w:bCs w:val="0"/>
+          <w:spacing w:val="-8"/>
+          <w:sz w:val="28"/>
+          <w:szCs w:val="28"/>
+          <w:highlight w:val="yellow"/>
+          <w:lang w:val="en-US"/>
+        </w:rPr>
+        <w:t>phone_number</w:t>
+      </w:r>
+      <w:r>
+        <w:rPr>
+          <w:rFonts w:hint="default" w:ascii="Times New Roman"/>
+          <w:b w:val="0"/>
+          <w:bCs w:val="0"/>
+          <w:spacing w:val="-8"/>
+          <w:sz w:val="28"/>
+          <w:szCs w:val="28"/>
+          <w:highlight w:val="yellow"/>
+          <w:lang w:val="vi-VN"/>
+        </w:rPr>
+        <w:t>}</w:t>
       </w:r>
       <w:r>
         <w:rPr>
@@ -1349,10 +1671,68 @@
       </w:r>
       <w:r>
         <w:rPr>
-          <w:bCs/>
+          <w:rFonts w:hint="default" w:ascii="Times New Roman"/>
+          <w:b w:val="0"/>
+          <w:bCs w:val="0"/>
+          <w:spacing w:val="-8"/>
+          <w:sz w:val="28"/>
+          <w:szCs w:val="28"/>
+          <w:highlight w:val="yellow"/>
           <w:lang w:val="vi-VN"/>
         </w:rPr>
-        <w:t>3502375745</w:t>
+        <w:t>{</w:t>
+      </w:r>
+      <w:r>
+        <w:rPr>
+          <w:rFonts w:hint="default"/>
+          <w:b w:val="0"/>
+          <w:bCs w:val="0"/>
+          <w:spacing w:val="-8"/>
+          <w:sz w:val="28"/>
+          <w:szCs w:val="28"/>
+          <w:highlight w:val="yellow"/>
+          <w:lang w:val="en-US"/>
+        </w:rPr>
+        <w:t>TT</w:t>
+      </w:r>
+      <w:r>
+        <w:rPr>
+          <w:rFonts w:hint="default" w:ascii="Times New Roman"/>
+          <w:b w:val="0"/>
+          <w:bCs w:val="0"/>
+          <w:spacing w:val="-8"/>
+          <w:sz w:val="28"/>
+          <w:szCs w:val="28"/>
+          <w:highlight w:val="yellow"/>
+          <w:lang w:val="en-US"/>
+        </w:rPr>
+        <w:t>_bid_package.successful_bidder.</w:t>
+      </w:r>
+      <w:r>
+        <w:rPr>
+          <w:rFonts w:hint="default"/>
+          <w:b w:val="0"/>
+          <w:bCs w:val="0"/>
+          <w:spacing w:val="-8"/>
+          <w:sz w:val="28"/>
+          <w:szCs w:val="28"/>
+          <w:highlight w:val="yellow"/>
+          <w:lang w:val="en-US"/>
+        </w:rPr>
+        <w:t>tax_id</w:t>
+      </w:r>
+      <w:r>
+        <w:rPr>
+          <w:rFonts w:hint="default" w:ascii="Times New Roman"/>
+          <w:b w:val="0"/>
+          <w:bCs w:val="0"/>
+          <w:spacing w:val="-8"/>
+          <w:sz w:val="28"/>
+          <w:szCs w:val="28"/>
+          <w:highlight w:val="yellow"/>
+          <w:lang w:val="vi-VN"/>
+        </w:rPr>
+        <w:t>}</w:t>
       </w:r>
       <w:r>
         <w:rPr>
@@ -1376,7 +1756,78 @@
         <w:rPr>
           <w:bCs/>
         </w:rPr>
-        <w:t>+ Tài khoản: 000000255265 tại Ngân hàng TMCP Việt Nam Thương Tín - CN Bà Rịa - Vũng Tàu.</w:t>
+        <w:t xml:space="preserve">+ Tài khoản: </w:t>
+      </w:r>
+      <w:r>
+        <w:rPr>
+          <w:rFonts w:hint="default" w:ascii="Times New Roman"/>
+          <w:b w:val="0"/>
+          <w:bCs w:val="0"/>
+          <w:spacing w:val="-8"/>
+          <w:sz w:val="28"/>
+          <w:szCs w:val="28"/>
+          <w:highlight w:val="yellow"/>
+          <w:lang w:val="vi-VN"/>
+        </w:rPr>
+        <w:t>{</w:t>
+      </w:r>
+      <w:r>
+        <w:rPr>
+          <w:rFonts w:hint="default"/>
+          <w:b w:val="0"/>
+          <w:bCs w:val="0"/>
+          <w:spacing w:val="-8"/>
+          <w:sz w:val="28"/>
+          <w:szCs w:val="28"/>
+          <w:highlight w:val="yellow"/>
+          <w:lang w:val="en-US"/>
+        </w:rPr>
+        <w:t>TT</w:t>
+      </w:r>
+      <w:r>
+        <w:rPr>
+          <w:rFonts w:hint="default" w:ascii="Times New Roman"/>
+          <w:b w:val="0"/>
+          <w:bCs w:val="0"/>
+          <w:spacing w:val="-8"/>
+          <w:sz w:val="28"/>
+          <w:szCs w:val="28"/>
+          <w:highlight w:val="yellow"/>
+          <w:lang w:val="en-US"/>
+        </w:rPr>
+        <w:t>_bid_package.successful_bidder.</w:t>
+      </w:r>
+      <w:r>
+        <w:rPr>
+          <w:rFonts w:hint="default"/>
+          <w:b w:val="0"/>
+          <w:bCs w:val="0"/>
+          <w:spacing w:val="-8"/>
+          <w:sz w:val="28"/>
+          <w:szCs w:val="28"/>
+          <w:highlight w:val="yellow"/>
+          <w:lang w:val="en-US"/>
+        </w:rPr>
+        <w:t>bank_account</w:t>
+      </w:r>
+      <w:r>
+        <w:rPr>
+          <w:rFonts w:hint="default" w:ascii="Times New Roman"/>
+          <w:b w:val="0"/>
+          <w:bCs w:val="0"/>
+          <w:spacing w:val="-8"/>
+          <w:sz w:val="28"/>
+          <w:szCs w:val="28"/>
+          <w:highlight w:val="yellow"/>
+          <w:lang w:val="vi-VN"/>
+        </w:rPr>
+        <w:t>}</w:t>
+      </w:r>
+      <w:r>
+        <w:rPr>
+          <w:bCs/>
+        </w:rPr>
+        <w:t>.</w:t>
       </w:r>
     </w:p>
     <w:p>
@@ -1509,6 +1960,8 @@
         </w:rPr>
         <w:t>- Loại hợp đồng: Trọn gói.</w:t>
       </w:r>
+      <w:bookmarkStart w:id="1" w:name="_GoBack"/>
+      <w:bookmarkEnd w:id="1"/>
     </w:p>
     <w:p>
       <w:pPr>
@@ -2109,7 +2562,7 @@
     <w:lsdException w:unhideWhenUsed="0" w:uiPriority="0" w:semiHidden="0" w:name="Normal Indent"/>
     <w:lsdException w:unhideWhenUsed="0" w:uiPriority="0" w:semiHidden="0" w:name="footnote text"/>
     <w:lsdException w:unhideWhenUsed="0" w:uiPriority="0" w:semiHidden="0" w:name="annotation text"/>
-    <w:lsdException w:unhideWhenUsed="0" w:uiPriority="0" w:semiHidden="0" w:name="header"/>
+    <w:lsdException w:qFormat="1" w:unhideWhenUsed="0" w:uiPriority="0" w:semiHidden="0" w:name="header"/>
     <w:lsdException w:unhideWhenUsed="0" w:uiPriority="0" w:semiHidden="0" w:name="footer"/>
     <w:lsdException w:unhideWhenUsed="0" w:uiPriority="0" w:semiHidden="0" w:name="index heading"/>
     <w:lsdException w:qFormat="1" w:uiPriority="0" w:name="caption"/>
@@ -2119,7 +2572,7 @@
     <w:lsdException w:unhideWhenUsed="0" w:uiPriority="0" w:semiHidden="0" w:name="footnote reference"/>
     <w:lsdException w:unhideWhenUsed="0" w:uiPriority="0" w:semiHidden="0" w:name="annotation reference"/>
     <w:lsdException w:unhideWhenUsed="0" w:uiPriority="0" w:semiHidden="0" w:name="line number"/>
-    <w:lsdException w:unhideWhenUsed="0" w:uiPriority="0" w:semiHidden="0" w:name="page number"/>
+    <w:lsdException w:qFormat="1" w:unhideWhenUsed="0" w:uiPriority="0" w:semiHidden="0" w:name="page number"/>
     <w:lsdException w:unhideWhenUsed="0" w:uiPriority="0" w:semiHidden="0" w:name="endnote reference"/>
     <w:lsdException w:unhideWhenUsed="0" w:uiPriority="0" w:semiHidden="0" w:name="endnote text"/>
     <w:lsdException w:unhideWhenUsed="0" w:uiPriority="0" w:semiHidden="0" w:name="table of authorities"/>
@@ -2143,8 +2596,8 @@
     <w:lsdException w:qFormat="1" w:unhideWhenUsed="0" w:uiPriority="0" w:semiHidden="0" w:name="Title"/>
     <w:lsdException w:unhideWhenUsed="0" w:uiPriority="0" w:semiHidden="0" w:name="Closing"/>
     <w:lsdException w:unhideWhenUsed="0" w:uiPriority="0" w:semiHidden="0" w:name="Signature"/>
-    <w:lsdException w:unhideWhenUsed="0" w:uiPriority="0" w:name="Default Paragraph Font"/>
-    <w:lsdException w:unhideWhenUsed="0" w:uiPriority="0" w:semiHidden="0" w:name="Body Text"/>
+    <w:lsdException w:qFormat="1" w:unhideWhenUsed="0" w:uiPriority="0" w:name="Default Paragraph Font"/>
+    <w:lsdException w:qFormat="1" w:unhideWhenUsed="0" w:uiPriority="0" w:semiHidden="0" w:name="Body Text"/>
     <w:lsdException w:unhideWhenUsed="0" w:uiPriority="0" w:semiHidden="0" w:name="Body Text Indent"/>
     <w:lsdException w:unhideWhenUsed="0" w:uiPriority="0" w:semiHidden="0" w:name="List Continue"/>
     <w:lsdException w:unhideWhenUsed="0" w:uiPriority="0" w:semiHidden="0" w:name="List Continue 2"/>
@@ -2163,7 +2616,7 @@
     <w:lsdException w:unhideWhenUsed="0" w:uiPriority="0" w:semiHidden="0" w:name="Body Text Indent 2"/>
     <w:lsdException w:unhideWhenUsed="0" w:uiPriority="0" w:semiHidden="0" w:name="Body Text Indent 3"/>
     <w:lsdException w:unhideWhenUsed="0" w:uiPriority="0" w:semiHidden="0" w:name="Block Text"/>
-    <w:lsdException w:unhideWhenUsed="0" w:uiPriority="0" w:semiHidden="0" w:name="Hyperlink"/>
+    <w:lsdException w:qFormat="1" w:unhideWhenUsed="0" w:uiPriority="0" w:semiHidden="0" w:name="Hyperlink"/>
     <w:lsdException w:unhideWhenUsed="0" w:uiPriority="0" w:semiHidden="0" w:name="FollowedHyperlink"/>
     <w:lsdException w:qFormat="1" w:unhideWhenUsed="0" w:uiPriority="0" w:semiHidden="0" w:name="Strong"/>
     <w:lsdException w:qFormat="1" w:unhideWhenUsed="0" w:uiPriority="0" w:semiHidden="0" w:name="Emphasis"/>
@@ -2181,7 +2634,7 @@
     <w:lsdException w:unhideWhenUsed="0" w:uiPriority="0" w:semiHidden="0" w:name="HTML Sample"/>
     <w:lsdException w:unhideWhenUsed="0" w:uiPriority="0" w:semiHidden="0" w:name="HTML Typewriter"/>
     <w:lsdException w:unhideWhenUsed="0" w:uiPriority="0" w:semiHidden="0" w:name="HTML Variable"/>
-    <w:lsdException w:unhideWhenUsed="0" w:uiPriority="0" w:name="Normal Table"/>
+    <w:lsdException w:qFormat="1" w:unhideWhenUsed="0" w:uiPriority="0" w:name="Normal Table"/>
     <w:lsdException w:unhideWhenUsed="0" w:uiPriority="0" w:semiHidden="0" w:name="annotation subject"/>
     <w:lsdException w:unhideWhenUsed="0" w:uiPriority="0" w:semiHidden="0" w:name="Table Simple 1"/>
     <w:lsdException w:unhideWhenUsed="0" w:uiPriority="0" w:semiHidden="0" w:name="Table Simple 2"/>
@@ -2225,7 +2678,7 @@
     <w:lsdException w:unhideWhenUsed="0" w:uiPriority="0" w:semiHidden="0" w:name="Table Web 1"/>
     <w:lsdException w:unhideWhenUsed="0" w:uiPriority="0" w:semiHidden="0" w:name="Table Web 2"/>
     <w:lsdException w:unhideWhenUsed="0" w:uiPriority="0" w:semiHidden="0" w:name="Table Web 3"/>
-    <w:lsdException w:unhideWhenUsed="0" w:uiPriority="0" w:name="Balloon Text"/>
+    <w:lsdException w:qFormat="1" w:unhideWhenUsed="0" w:uiPriority="0" w:name="Balloon Text"/>
     <w:lsdException w:unhideWhenUsed="0" w:uiPriority="0" w:semiHidden="0" w:name="Table Grid"/>
     <w:lsdException w:unhideWhenUsed="0" w:uiPriority="0" w:semiHidden="0" w:name="Table Theme"/>
     <w:lsdException w:unhideWhenUsed="0" w:uiPriority="60" w:semiHidden="0" w:name="Light Shading"/>
@@ -2361,11 +2814,13 @@
     <w:name w:val="Default Paragraph Font"/>
     <w:link w:val="4"/>
     <w:semiHidden/>
+    <w:qFormat/>
     <w:uiPriority w:val="0"/>
   </w:style>
   <w:style w:type="table" w:default="1" w:styleId="5">
     <w:name w:val="Normal Table"/>
     <w:semiHidden/>
+    <w:qFormat/>
     <w:uiPriority w:val="0"/>
     <w:tblPr>
       <w:tblCellMar>
@@ -2380,6 +2835,7 @@
     <w:name w:val=" Char Char"/>
     <w:basedOn w:val="1"/>
     <w:link w:val="3"/>
+    <w:qFormat/>
     <w:uiPriority w:val="0"/>
     <w:pPr>
       <w:widowControl w:val="0"/>
@@ -2396,6 +2852,7 @@
     <w:name w:val="Balloon Text"/>
     <w:basedOn w:val="1"/>
     <w:semiHidden/>
+    <w:qFormat/>
     <w:uiPriority w:val="0"/>
     <w:rPr>
       <w:rFonts w:ascii="Tahoma" w:hAnsi="Tahoma" w:cs="Tahoma"/>
@@ -2406,6 +2863,7 @@
   <w:style w:type="paragraph" w:styleId="7">
     <w:name w:val="Body Text"/>
     <w:basedOn w:val="1"/>
+    <w:qFormat/>
     <w:uiPriority w:val="0"/>
     <w:pPr>
       <w:jc w:val="both"/>
@@ -2430,6 +2888,7 @@
   <w:style w:type="paragraph" w:styleId="9">
     <w:name w:val="header"/>
     <w:basedOn w:val="1"/>
+    <w:qFormat/>
     <w:uiPriority w:val="0"/>
     <w:pPr>
       <w:tabs>
@@ -2440,6 +2899,7 @@
   </w:style>
   <w:style w:type="character" w:styleId="10">
     <w:name w:val="Hyperlink"/>
+    <w:qFormat/>
     <w:uiPriority w:val="0"/>
     <w:rPr>
       <w:color w:val="0563C1"/>
@@ -2467,6 +2927,7 @@
   <w:style w:type="character" w:styleId="12">
     <w:name w:val="page number"/>
     <w:basedOn w:val="3"/>
+    <w:qFormat/>
     <w:uiPriority w:val="0"/>
   </w:style>
   <w:style w:type="table" w:styleId="13">
@@ -2492,6 +2953,7 @@
     <w:basedOn w:val="1"/>
     <w:next w:val="1"/>
     <w:semiHidden/>
+    <w:qFormat/>
     <w:uiPriority w:val="0"/>
     <w:pPr>
       <w:spacing w:before="120" w:after="120" w:line="312" w:lineRule="auto"/>
@@ -2499,6 +2961,7 @@
   </w:style>
   <w:style w:type="paragraph" w:customStyle="1" w:styleId="15">
     <w:name w:val=" Char"/>
+    <w:qFormat/>
     <w:uiPriority w:val="0"/>
     <w:pPr>
       <w:tabs>
@@ -2516,6 +2979,7 @@
   <w:style w:type="paragraph" w:customStyle="1" w:styleId="16">
     <w:name w:val="Char Char1 Char"/>
     <w:basedOn w:val="1"/>
+    <w:qFormat/>
     <w:uiPriority w:val="0"/>
     <w:pPr>
       <w:widowControl w:val="0"/>
@@ -2530,6 +2994,7 @@
   </w:style>
   <w:style w:type="paragraph" w:customStyle="1" w:styleId="17">
     <w:name w:val="Default"/>
+    <w:qFormat/>
     <w:uiPriority w:val="0"/>
     <w:pPr>
       <w:widowControl w:val="0"/>
@@ -2549,6 +3014,7 @@
     <w:name w:val="1"/>
     <w:basedOn w:val="1"/>
     <w:link w:val="19"/>
+    <w:qFormat/>
     <w:uiPriority w:val="0"/>
     <w:pPr>
       <w:autoSpaceDE w:val="0"/>
@@ -2566,6 +3032,7 @@
   <w:style w:type="character" w:customStyle="1" w:styleId="19">
     <w:name w:val="1.Tiêu đề Char Char"/>
     <w:link w:val="18"/>
+    <w:qFormat/>
     <w:uiPriority w:val="0"/>
     <w:rPr>
       <w:b/>

--- a/public/template/6. Tờ trình phê duyệt KQLCNT Thẩm tra.docx
+++ b/public/template/6. Tờ trình phê duyệt KQLCNT Thẩm tra.docx
@@ -1254,7 +1254,59 @@
           <w:highlight w:val="yellow"/>
           <w:lang w:val="en-US"/>
         </w:rPr>
-        <w:t>_bid_package.successful_bidder.name</w:t>
+        <w:t>_</w:t>
+      </w:r>
+      <w:r>
+        <w:rPr>
+          <w:rFonts w:hint="default" w:ascii="Times New Roman"/>
+          <w:b/>
+          <w:bCs/>
+          <w:spacing w:val="-8"/>
+          <w:sz w:val="28"/>
+          <w:szCs w:val="28"/>
+          <w:highlight w:val="yellow"/>
+          <w:lang w:val="vi-VN"/>
+        </w:rPr>
+        <w:t>bp</w:t>
+      </w:r>
+      <w:r>
+        <w:rPr>
+          <w:rFonts w:hint="default" w:ascii="Times New Roman"/>
+          <w:b/>
+          <w:bCs/>
+          <w:spacing w:val="-8"/>
+          <w:sz w:val="28"/>
+          <w:szCs w:val="28"/>
+          <w:highlight w:val="yellow"/>
+          <w:lang w:val="en-US"/>
+        </w:rPr>
+        <w:t>.</w:t>
+      </w:r>
+      <w:r>
+        <w:rPr>
+          <w:rFonts w:hint="default" w:ascii="Times New Roman"/>
+          <w:b/>
+          <w:bCs/>
+          <w:spacing w:val="-8"/>
+          <w:sz w:val="28"/>
+          <w:szCs w:val="28"/>
+          <w:highlight w:val="yellow"/>
+          <w:lang w:val="vi-VN"/>
+        </w:rPr>
+        <w:t>succ</w:t>
+      </w:r>
+      <w:r>
+        <w:rPr>
+          <w:rFonts w:hint="default" w:ascii="Times New Roman"/>
+          <w:b/>
+          <w:bCs/>
+          <w:spacing w:val="-8"/>
+          <w:sz w:val="28"/>
+          <w:szCs w:val="28"/>
+          <w:highlight w:val="yellow"/>
+          <w:lang w:val="en-US"/>
+        </w:rPr>
+        <w:t>_bidder.name</w:t>
       </w:r>
       <w:r>
         <w:rPr>
@@ -1342,7 +1394,59 @@
           <w:highlight w:val="yellow"/>
           <w:lang w:val="en-US"/>
         </w:rPr>
-        <w:t>_bid_package.successful_bidder.</w:t>
+        <w:t>_</w:t>
+      </w:r>
+      <w:r>
+        <w:rPr>
+          <w:rFonts w:hint="default" w:ascii="Times New Roman"/>
+          <w:b w:val="0"/>
+          <w:bCs w:val="0"/>
+          <w:spacing w:val="-8"/>
+          <w:sz w:val="28"/>
+          <w:szCs w:val="28"/>
+          <w:highlight w:val="yellow"/>
+          <w:lang w:val="vi-VN"/>
+        </w:rPr>
+        <w:t>bp</w:t>
+      </w:r>
+      <w:r>
+        <w:rPr>
+          <w:rFonts w:hint="default" w:ascii="Times New Roman"/>
+          <w:b w:val="0"/>
+          <w:bCs w:val="0"/>
+          <w:spacing w:val="-8"/>
+          <w:sz w:val="28"/>
+          <w:szCs w:val="28"/>
+          <w:highlight w:val="yellow"/>
+          <w:lang w:val="en-US"/>
+        </w:rPr>
+        <w:t>.</w:t>
+      </w:r>
+      <w:r>
+        <w:rPr>
+          <w:rFonts w:hint="default" w:ascii="Times New Roman"/>
+          <w:b w:val="0"/>
+          <w:bCs w:val="0"/>
+          <w:spacing w:val="-8"/>
+          <w:sz w:val="28"/>
+          <w:szCs w:val="28"/>
+          <w:highlight w:val="yellow"/>
+          <w:lang w:val="vi-VN"/>
+        </w:rPr>
+        <w:t>succ</w:t>
+      </w:r>
+      <w:r>
+        <w:rPr>
+          <w:rFonts w:hint="default" w:ascii="Times New Roman"/>
+          <w:b w:val="0"/>
+          <w:bCs w:val="0"/>
+          <w:spacing w:val="-8"/>
+          <w:sz w:val="28"/>
+          <w:szCs w:val="28"/>
+          <w:highlight w:val="yellow"/>
+          <w:lang w:val="en-US"/>
+        </w:rPr>
+        <w:t>_bidder.</w:t>
       </w:r>
       <w:r>
         <w:rPr>
@@ -1437,7 +1541,72 @@
           <w:highlight w:val="yellow"/>
           <w:lang w:val="en-US"/>
         </w:rPr>
-        <w:t>_bid_package.successful_bidder.</w:t>
+        <w:t>_</w:t>
+      </w:r>
+      <w:r>
+        <w:rPr>
+          <w:rFonts w:hint="default" w:ascii="Times New Roman"/>
+          <w:b w:val="0"/>
+          <w:bCs w:val="0"/>
+          <w:spacing w:val="-8"/>
+          <w:sz w:val="28"/>
+          <w:szCs w:val="28"/>
+          <w:highlight w:val="yellow"/>
+          <w:lang w:val="vi-VN"/>
+        </w:rPr>
+        <w:t>bp</w:t>
+      </w:r>
+      <w:r>
+        <w:rPr>
+          <w:rFonts w:hint="default" w:ascii="Times New Roman"/>
+          <w:b w:val="0"/>
+          <w:bCs w:val="0"/>
+          <w:spacing w:val="-8"/>
+          <w:sz w:val="28"/>
+          <w:szCs w:val="28"/>
+          <w:highlight w:val="yellow"/>
+          <w:lang w:val="en-US"/>
+        </w:rPr>
+        <w:t>.</w:t>
+      </w:r>
+      <w:r>
+        <w:rPr>
+          <w:rFonts w:hint="default" w:ascii="Times New Roman"/>
+          <w:b w:val="0"/>
+          <w:bCs w:val="0"/>
+          <w:spacing w:val="-8"/>
+          <w:sz w:val="28"/>
+          <w:szCs w:val="28"/>
+          <w:highlight w:val="yellow"/>
+          <w:lang w:val="vi-VN"/>
+        </w:rPr>
+        <w:t>succ</w:t>
+      </w:r>
+      <w:r>
+        <w:rPr>
+          <w:rFonts w:hint="default" w:ascii="Times New Roman"/>
+          <w:b w:val="0"/>
+          <w:bCs w:val="0"/>
+          <w:spacing w:val="-8"/>
+          <w:sz w:val="28"/>
+          <w:szCs w:val="28"/>
+          <w:highlight w:val="yellow"/>
+          <w:lang w:val="en-US"/>
+        </w:rPr>
+        <w:t>_bidder.</w:t>
+      </w:r>
+      <w:r>
+        <w:rPr>
+          <w:rFonts w:hint="default" w:ascii="Times New Roman"/>
+          <w:b w:val="0"/>
+          <w:bCs w:val="0"/>
+          <w:spacing w:val="-8"/>
+          <w:sz w:val="28"/>
+          <w:szCs w:val="28"/>
+          <w:highlight w:val="yellow"/>
+          <w:lang w:val="vi-VN"/>
+        </w:rPr>
+        <w:t>rep</w:t>
       </w:r>
       <w:r>
         <w:rPr>
@@ -1450,7 +1619,7 @@
           <w:highlight w:val="yellow"/>
           <w:lang w:val="en-US"/>
         </w:rPr>
-        <w:t>representative_name</w:t>
+        <w:t>_name</w:t>
       </w:r>
       <w:r>
         <w:rPr>
@@ -1532,7 +1701,72 @@
           <w:highlight w:val="yellow"/>
           <w:lang w:val="en-US"/>
         </w:rPr>
-        <w:t>_bid_package.successful_bidder.</w:t>
+        <w:t>_</w:t>
+      </w:r>
+      <w:r>
+        <w:rPr>
+          <w:rFonts w:hint="default" w:ascii="Times New Roman"/>
+          <w:b w:val="0"/>
+          <w:bCs w:val="0"/>
+          <w:spacing w:val="-8"/>
+          <w:sz w:val="28"/>
+          <w:szCs w:val="28"/>
+          <w:highlight w:val="yellow"/>
+          <w:lang w:val="vi-VN"/>
+        </w:rPr>
+        <w:t>bp</w:t>
+      </w:r>
+      <w:r>
+        <w:rPr>
+          <w:rFonts w:hint="default" w:ascii="Times New Roman"/>
+          <w:b w:val="0"/>
+          <w:bCs w:val="0"/>
+          <w:spacing w:val="-8"/>
+          <w:sz w:val="28"/>
+          <w:szCs w:val="28"/>
+          <w:highlight w:val="yellow"/>
+          <w:lang w:val="en-US"/>
+        </w:rPr>
+        <w:t>.</w:t>
+      </w:r>
+      <w:r>
+        <w:rPr>
+          <w:rFonts w:hint="default" w:ascii="Times New Roman"/>
+          <w:b w:val="0"/>
+          <w:bCs w:val="0"/>
+          <w:spacing w:val="-8"/>
+          <w:sz w:val="28"/>
+          <w:szCs w:val="28"/>
+          <w:highlight w:val="yellow"/>
+          <w:lang w:val="vi-VN"/>
+        </w:rPr>
+        <w:t>succ</w:t>
+      </w:r>
+      <w:r>
+        <w:rPr>
+          <w:rFonts w:hint="default" w:ascii="Times New Roman"/>
+          <w:b w:val="0"/>
+          <w:bCs w:val="0"/>
+          <w:spacing w:val="-8"/>
+          <w:sz w:val="28"/>
+          <w:szCs w:val="28"/>
+          <w:highlight w:val="yellow"/>
+          <w:lang w:val="en-US"/>
+        </w:rPr>
+        <w:t>_bidder.</w:t>
+      </w:r>
+      <w:r>
+        <w:rPr>
+          <w:rFonts w:hint="default" w:ascii="Times New Roman"/>
+          <w:b w:val="0"/>
+          <w:bCs w:val="0"/>
+          <w:spacing w:val="-8"/>
+          <w:sz w:val="28"/>
+          <w:szCs w:val="28"/>
+          <w:highlight w:val="yellow"/>
+          <w:lang w:val="vi-VN"/>
+        </w:rPr>
+        <w:t>rep</w:t>
       </w:r>
       <w:r>
         <w:rPr>
@@ -1545,7 +1779,7 @@
           <w:highlight w:val="yellow"/>
           <w:lang w:val="en-US"/>
         </w:rPr>
-        <w:t>representative_position</w:t>
+        <w:t>_position</w:t>
       </w:r>
       <w:r>
         <w:rPr>
@@ -1619,7 +1853,59 @@
           <w:highlight w:val="yellow"/>
           <w:lang w:val="en-US"/>
         </w:rPr>
-        <w:t>_bid_package.successful_bidder.</w:t>
+        <w:t>_</w:t>
+      </w:r>
+      <w:r>
+        <w:rPr>
+          <w:rFonts w:hint="default" w:ascii="Times New Roman"/>
+          <w:b w:val="0"/>
+          <w:bCs w:val="0"/>
+          <w:spacing w:val="-8"/>
+          <w:sz w:val="28"/>
+          <w:szCs w:val="28"/>
+          <w:highlight w:val="yellow"/>
+          <w:lang w:val="vi-VN"/>
+        </w:rPr>
+        <w:t>bp</w:t>
+      </w:r>
+      <w:r>
+        <w:rPr>
+          <w:rFonts w:hint="default" w:ascii="Times New Roman"/>
+          <w:b w:val="0"/>
+          <w:bCs w:val="0"/>
+          <w:spacing w:val="-8"/>
+          <w:sz w:val="28"/>
+          <w:szCs w:val="28"/>
+          <w:highlight w:val="yellow"/>
+          <w:lang w:val="en-US"/>
+        </w:rPr>
+        <w:t>.</w:t>
+      </w:r>
+      <w:r>
+        <w:rPr>
+          <w:rFonts w:hint="default" w:ascii="Times New Roman"/>
+          <w:b w:val="0"/>
+          <w:bCs w:val="0"/>
+          <w:spacing w:val="-8"/>
+          <w:sz w:val="28"/>
+          <w:szCs w:val="28"/>
+          <w:highlight w:val="yellow"/>
+          <w:lang w:val="vi-VN"/>
+        </w:rPr>
+        <w:t>succ</w:t>
+      </w:r>
+      <w:r>
+        <w:rPr>
+          <w:rFonts w:hint="default" w:ascii="Times New Roman"/>
+          <w:b w:val="0"/>
+          <w:bCs w:val="0"/>
+          <w:spacing w:val="-8"/>
+          <w:sz w:val="28"/>
+          <w:szCs w:val="28"/>
+          <w:highlight w:val="yellow"/>
+          <w:lang w:val="en-US"/>
+        </w:rPr>
+        <w:t>_bidder.</w:t>
       </w:r>
       <w:r>
         <w:rPr>
@@ -1706,7 +1992,59 @@
           <w:highlight w:val="yellow"/>
           <w:lang w:val="en-US"/>
         </w:rPr>
-        <w:t>_bid_package.successful_bidder.</w:t>
+        <w:t>_</w:t>
+      </w:r>
+      <w:r>
+        <w:rPr>
+          <w:rFonts w:hint="default" w:ascii="Times New Roman"/>
+          <w:b w:val="0"/>
+          <w:bCs w:val="0"/>
+          <w:spacing w:val="-8"/>
+          <w:sz w:val="28"/>
+          <w:szCs w:val="28"/>
+          <w:highlight w:val="yellow"/>
+          <w:lang w:val="vi-VN"/>
+        </w:rPr>
+        <w:t>bp</w:t>
+      </w:r>
+      <w:r>
+        <w:rPr>
+          <w:rFonts w:hint="default" w:ascii="Times New Roman"/>
+          <w:b w:val="0"/>
+          <w:bCs w:val="0"/>
+          <w:spacing w:val="-8"/>
+          <w:sz w:val="28"/>
+          <w:szCs w:val="28"/>
+          <w:highlight w:val="yellow"/>
+          <w:lang w:val="en-US"/>
+        </w:rPr>
+        <w:t>.</w:t>
+      </w:r>
+      <w:r>
+        <w:rPr>
+          <w:rFonts w:hint="default" w:ascii="Times New Roman"/>
+          <w:b w:val="0"/>
+          <w:bCs w:val="0"/>
+          <w:spacing w:val="-8"/>
+          <w:sz w:val="28"/>
+          <w:szCs w:val="28"/>
+          <w:highlight w:val="yellow"/>
+          <w:lang w:val="vi-VN"/>
+        </w:rPr>
+        <w:t>succ</w:t>
+      </w:r>
+      <w:r>
+        <w:rPr>
+          <w:rFonts w:hint="default" w:ascii="Times New Roman"/>
+          <w:b w:val="0"/>
+          <w:bCs w:val="0"/>
+          <w:spacing w:val="-8"/>
+          <w:sz w:val="28"/>
+          <w:szCs w:val="28"/>
+          <w:highlight w:val="yellow"/>
+          <w:lang w:val="en-US"/>
+        </w:rPr>
+        <w:t>_bidder.</w:t>
       </w:r>
       <w:r>
         <w:rPr>
@@ -1795,7 +2133,59 @@
           <w:highlight w:val="yellow"/>
           <w:lang w:val="en-US"/>
         </w:rPr>
-        <w:t>_bid_package.successful_bidder.</w:t>
+        <w:t>_</w:t>
+      </w:r>
+      <w:r>
+        <w:rPr>
+          <w:rFonts w:hint="default" w:ascii="Times New Roman"/>
+          <w:b w:val="0"/>
+          <w:bCs w:val="0"/>
+          <w:spacing w:val="-8"/>
+          <w:sz w:val="28"/>
+          <w:szCs w:val="28"/>
+          <w:highlight w:val="yellow"/>
+          <w:lang w:val="vi-VN"/>
+        </w:rPr>
+        <w:t>bp</w:t>
+      </w:r>
+      <w:r>
+        <w:rPr>
+          <w:rFonts w:hint="default" w:ascii="Times New Roman"/>
+          <w:b w:val="0"/>
+          <w:bCs w:val="0"/>
+          <w:spacing w:val="-8"/>
+          <w:sz w:val="28"/>
+          <w:szCs w:val="28"/>
+          <w:highlight w:val="yellow"/>
+          <w:lang w:val="en-US"/>
+        </w:rPr>
+        <w:t>.</w:t>
+      </w:r>
+      <w:r>
+        <w:rPr>
+          <w:rFonts w:hint="default" w:ascii="Times New Roman"/>
+          <w:b w:val="0"/>
+          <w:bCs w:val="0"/>
+          <w:spacing w:val="-8"/>
+          <w:sz w:val="28"/>
+          <w:szCs w:val="28"/>
+          <w:highlight w:val="yellow"/>
+          <w:lang w:val="vi-VN"/>
+        </w:rPr>
+        <w:t>succ</w:t>
+      </w:r>
+      <w:r>
+        <w:rPr>
+          <w:rFonts w:hint="default" w:ascii="Times New Roman"/>
+          <w:b w:val="0"/>
+          <w:bCs w:val="0"/>
+          <w:spacing w:val="-8"/>
+          <w:sz w:val="28"/>
+          <w:szCs w:val="28"/>
+          <w:highlight w:val="yellow"/>
+          <w:lang w:val="en-US"/>
+        </w:rPr>
+        <w:t>_bidder.</w:t>
       </w:r>
       <w:r>
         <w:rPr>
@@ -1858,7 +2248,25 @@
           <w:highlight w:val="yellow"/>
           <w:lang w:val="en-US"/>
         </w:rPr>
-        <w:t>{bid_packages[0].est_cost}</w:t>
+        <w:t>{</w:t>
+      </w:r>
+      <w:r>
+        <w:rPr>
+          <w:rFonts w:hint="default" w:ascii="Times New Roman"/>
+          <w:b/>
+          <w:highlight w:val="yellow"/>
+          <w:lang w:val="vi-VN"/>
+        </w:rPr>
+        <w:t>b</w:t>
+      </w:r>
+      <w:r>
+        <w:rPr>
+          <w:rFonts w:hint="default"/>
+          <w:b/>
+          <w:highlight w:val="yellow"/>
+          <w:lang w:val="en-US"/>
+        </w:rPr>
+        <w:t>id_packages[0].est_cost}</w:t>
       </w:r>
       <w:r>
         <w:rPr>
@@ -1905,7 +2313,29 @@
           <w:highlight w:val="yellow"/>
           <w:lang w:val="en-US"/>
         </w:rPr>
-        <w:t>{bid_packages[0].est_cost_str}</w:t>
+        <w:t>{</w:t>
+      </w:r>
+      <w:r>
+        <w:rPr>
+          <w:rFonts w:hint="default" w:ascii="Times New Roman"/>
+          <w:bCs/>
+          <w:i/>
+          <w:iCs/>
+          <w:highlight w:val="yellow"/>
+          <w:lang w:val="vi-VN"/>
+        </w:rPr>
+        <w:t>b</w:t>
+      </w:r>
+      <w:r>
+        <w:rPr>
+          <w:rFonts w:hint="default"/>
+          <w:bCs/>
+          <w:i/>
+          <w:iCs/>
+          <w:highlight w:val="yellow"/>
+          <w:lang w:val="en-US"/>
+        </w:rPr>
+        <w:t>id_packages[0].est_cost_str}</w:t>
       </w:r>
       <w:r>
         <w:rPr>
@@ -1960,8 +2390,6 @@
         </w:rPr>
         <w:t>- Loại hợp đồng: Trọn gói.</w:t>
       </w:r>
-      <w:bookmarkStart w:id="1" w:name="_GoBack"/>
-      <w:bookmarkEnd w:id="1"/>
     </w:p>
     <w:p>
       <w:pPr>
@@ -1988,7 +2416,36 @@
           <w:highlight w:val="yellow"/>
           <w:lang w:val="en-US"/>
         </w:rPr>
-        <w:t>{bid_packages[0].duration}</w:t>
+        <w:t>{</w:t>
+      </w:r>
+      <w:r>
+        <w:rPr>
+          <w:rFonts w:hint="default" w:ascii="Times New Roman"/>
+          <w:bCs/>
+          <w:highlight w:val="yellow"/>
+          <w:lang w:val="vi-VN"/>
+        </w:rPr>
+        <w:t>b</w:t>
+      </w:r>
+      <w:r>
+        <w:rPr>
+          <w:rFonts w:hint="default"/>
+          <w:bCs/>
+          <w:highlight w:val="yellow"/>
+          <w:lang w:val="en-US"/>
+        </w:rPr>
+        <w:t>id_package</w:t>
+      </w:r>
+      <w:bookmarkStart w:id="1" w:name="_GoBack"/>
+      <w:bookmarkEnd w:id="1"/>
+      <w:r>
+        <w:rPr>
+          <w:rFonts w:hint="default"/>
+          <w:bCs/>
+          <w:highlight w:val="yellow"/>
+          <w:lang w:val="en-US"/>
+        </w:rPr>
+        <w:t>s[0].duration}</w:t>
       </w:r>
       <w:r>
         <w:rPr>
@@ -2563,7 +3020,7 @@
     <w:lsdException w:unhideWhenUsed="0" w:uiPriority="0" w:semiHidden="0" w:name="footnote text"/>
     <w:lsdException w:unhideWhenUsed="0" w:uiPriority="0" w:semiHidden="0" w:name="annotation text"/>
     <w:lsdException w:qFormat="1" w:unhideWhenUsed="0" w:uiPriority="0" w:semiHidden="0" w:name="header"/>
-    <w:lsdException w:unhideWhenUsed="0" w:uiPriority="0" w:semiHidden="0" w:name="footer"/>
+    <w:lsdException w:qFormat="1" w:unhideWhenUsed="0" w:uiPriority="0" w:semiHidden="0" w:name="footer"/>
     <w:lsdException w:unhideWhenUsed="0" w:uiPriority="0" w:semiHidden="0" w:name="index heading"/>
     <w:lsdException w:qFormat="1" w:uiPriority="0" w:name="caption"/>
     <w:lsdException w:unhideWhenUsed="0" w:uiPriority="0" w:semiHidden="0" w:name="table of figures"/>
@@ -2585,7 +3042,7 @@
     <w:lsdException w:unhideWhenUsed="0" w:uiPriority="0" w:semiHidden="0" w:name="List 3"/>
     <w:lsdException w:unhideWhenUsed="0" w:uiPriority="0" w:semiHidden="0" w:name="List 4"/>
     <w:lsdException w:unhideWhenUsed="0" w:uiPriority="0" w:semiHidden="0" w:name="List 5"/>
-    <w:lsdException w:unhideWhenUsed="0" w:uiPriority="0" w:semiHidden="0" w:name="List Bullet 2"/>
+    <w:lsdException w:qFormat="1" w:unhideWhenUsed="0" w:uiPriority="0" w:semiHidden="0" w:name="List Bullet 2"/>
     <w:lsdException w:unhideWhenUsed="0" w:uiPriority="0" w:semiHidden="0" w:name="List Bullet 3"/>
     <w:lsdException w:unhideWhenUsed="0" w:uiPriority="0" w:semiHidden="0" w:name="List Bullet 4"/>
     <w:lsdException w:unhideWhenUsed="0" w:uiPriority="0" w:semiHidden="0" w:name="List Bullet 5"/>
@@ -2679,7 +3136,7 @@
     <w:lsdException w:unhideWhenUsed="0" w:uiPriority="0" w:semiHidden="0" w:name="Table Web 2"/>
     <w:lsdException w:unhideWhenUsed="0" w:uiPriority="0" w:semiHidden="0" w:name="Table Web 3"/>
     <w:lsdException w:qFormat="1" w:unhideWhenUsed="0" w:uiPriority="0" w:name="Balloon Text"/>
-    <w:lsdException w:unhideWhenUsed="0" w:uiPriority="0" w:semiHidden="0" w:name="Table Grid"/>
+    <w:lsdException w:qFormat="1" w:unhideWhenUsed="0" w:uiPriority="0" w:semiHidden="0" w:name="Table Grid"/>
     <w:lsdException w:unhideWhenUsed="0" w:uiPriority="0" w:semiHidden="0" w:name="Table Theme"/>
     <w:lsdException w:unhideWhenUsed="0" w:uiPriority="60" w:semiHidden="0" w:name="Light Shading"/>
     <w:lsdException w:unhideWhenUsed="0" w:uiPriority="61" w:semiHidden="0" w:name="Light List"/>
@@ -2877,6 +3334,7 @@
   <w:style w:type="paragraph" w:styleId="8">
     <w:name w:val="footer"/>
     <w:basedOn w:val="1"/>
+    <w:qFormat/>
     <w:uiPriority w:val="0"/>
     <w:pPr>
       <w:tabs>
@@ -2909,6 +3367,7 @@
   <w:style w:type="paragraph" w:styleId="11">
     <w:name w:val="List Bullet 2"/>
     <w:basedOn w:val="1"/>
+    <w:qFormat/>
     <w:uiPriority w:val="0"/>
     <w:pPr>
       <w:numPr>
@@ -2933,6 +3392,7 @@
   <w:style w:type="table" w:styleId="13">
     <w:name w:val="Table Grid"/>
     <w:basedOn w:val="5"/>
+    <w:qFormat/>
     <w:uiPriority w:val="0"/>
     <w:rPr>
       <w:lang w:bidi="ar-SA"/>
